--- a/0.report/산탄데르_배경문제정의_yjh.docx
+++ b/0.report/산탄데르_배경문제정의_yjh.docx
@@ -204,22 +204,10 @@
           <w:b/>
           <w:bCs/>
         </w:rPr>
-        <w:t xml:space="preserve">Think Customer </w:t>
-      </w:r>
-      <w:proofErr w:type="gramStart"/>
-      <w:r>
-        <w:rPr>
-          <w:b/>
-          <w:bCs/>
-        </w:rPr>
-        <w:t>원칙</w:t>
-      </w:r>
-      <w:r>
-        <w:t xml:space="preserve"> :</w:t>
-      </w:r>
-      <w:proofErr w:type="gramEnd"/>
-      <w:r>
-        <w:t xml:space="preserve"> 고객을 모든 전략의 중심에 두고, </w:t>
+        <w:t>Think Customer 원칙</w:t>
+      </w:r>
+      <w:r>
+        <w:t xml:space="preserve"> : 고객을 모든 전략의 중심에 두고, </w:t>
       </w:r>
       <w:r>
         <w:rPr>
@@ -243,13 +231,8 @@
         <w:ind w:leftChars="243" w:left="870"/>
       </w:pPr>
       <w:r>
-        <w:t xml:space="preserve">측정 </w:t>
-      </w:r>
-      <w:proofErr w:type="gramStart"/>
-      <w:r>
-        <w:t>방식 :</w:t>
-      </w:r>
-      <w:proofErr w:type="gramEnd"/>
+        <w:t>측정 방식 :</w:t>
+      </w:r>
     </w:p>
     <w:p>
       <w:pPr>
@@ -262,15 +245,7 @@
         <w:ind w:leftChars="414" w:left="1229"/>
       </w:pPr>
       <w:r>
-        <w:t>NPS(Net Promoter Score</w:t>
-      </w:r>
-      <w:proofErr w:type="gramStart"/>
-      <w:r>
-        <w:t>) :</w:t>
-      </w:r>
-      <w:proofErr w:type="gramEnd"/>
-      <w:r>
-        <w:t xml:space="preserve"> </w:t>
+        <w:t xml:space="preserve">NPS(Net Promoter Score) : </w:t>
       </w:r>
       <w:r>
         <w:rPr>
@@ -344,23 +319,7 @@
           <w:b/>
           <w:bCs/>
         </w:rPr>
-        <w:t xml:space="preserve">불만족 고객 소수의 </w:t>
-      </w:r>
-      <w:proofErr w:type="gramStart"/>
-      <w:r>
-        <w:rPr>
-          <w:b/>
-          <w:bCs/>
-        </w:rPr>
-        <w:t>비율 :</w:t>
-      </w:r>
-      <w:proofErr w:type="gramEnd"/>
-      <w:r>
-        <w:rPr>
-          <w:b/>
-          <w:bCs/>
-        </w:rPr>
-        <w:t xml:space="preserve"> 은행 입장에서는 불만족 고객을 정확히 찾아내는 것이 핵심</w:t>
+        <w:t>불만족 고객 소수의 비율 : 은행 입장에서는 불만족 고객을 정확히 찾아내는 것이 핵심</w:t>
       </w:r>
     </w:p>
     <w:p>
@@ -382,23 +341,7 @@
           <w:b/>
           <w:bCs/>
         </w:rPr>
-        <w:t xml:space="preserve">데이터 기반 </w:t>
-      </w:r>
-      <w:proofErr w:type="gramStart"/>
-      <w:r>
-        <w:rPr>
-          <w:b/>
-          <w:bCs/>
-        </w:rPr>
-        <w:t>접근 :</w:t>
-      </w:r>
-      <w:proofErr w:type="gramEnd"/>
-      <w:r>
-        <w:rPr>
-          <w:b/>
-          <w:bCs/>
-        </w:rPr>
-        <w:t xml:space="preserve"> </w:t>
+        <w:t xml:space="preserve">데이터 기반 접근 : </w:t>
       </w:r>
       <w:proofErr w:type="spellStart"/>
       <w:r>
@@ -432,22 +375,10 @@
           <w:b/>
           <w:bCs/>
         </w:rPr>
-        <w:t xml:space="preserve">전략적 </w:t>
-      </w:r>
-      <w:proofErr w:type="gramStart"/>
-      <w:r>
-        <w:rPr>
-          <w:b/>
-          <w:bCs/>
-        </w:rPr>
-        <w:t>활용</w:t>
-      </w:r>
-      <w:r>
-        <w:t xml:space="preserve"> :</w:t>
-      </w:r>
-      <w:proofErr w:type="gramEnd"/>
-      <w:r>
-        <w:t xml:space="preserve"> </w:t>
+        <w:t>전략적 활용</w:t>
+      </w:r>
+      <w:r>
+        <w:t xml:space="preserve"> : </w:t>
       </w:r>
     </w:p>
     <w:p>
@@ -757,14 +688,9 @@
       </w:pPr>
       <w:bookmarkStart w:id="5" w:name="_heading=h.qvqecol9endr" w:colFirst="0" w:colLast="0"/>
       <w:bookmarkEnd w:id="5"/>
-      <w:proofErr w:type="gramStart"/>
       <w:r>
         <w:lastRenderedPageBreak/>
-        <w:t>NPS(</w:t>
-      </w:r>
-      <w:proofErr w:type="gramEnd"/>
-      <w:r>
-        <w:t>Net Promoter Score)</w:t>
+        <w:t>NPS(Net Promoter Score)</w:t>
       </w:r>
     </w:p>
     <w:p>
@@ -813,22 +739,10 @@
           <w:b/>
           <w:bCs/>
         </w:rPr>
-        <w:t xml:space="preserve">계산 </w:t>
-      </w:r>
-      <w:proofErr w:type="gramStart"/>
-      <w:r>
-        <w:rPr>
-          <w:b/>
-          <w:bCs/>
-        </w:rPr>
-        <w:t>방식</w:t>
-      </w:r>
-      <w:r>
-        <w:t xml:space="preserve"> :</w:t>
-      </w:r>
-      <w:proofErr w:type="gramEnd"/>
-      <w:r>
-        <w:t xml:space="preserve"> 추천 고객(9 </w:t>
+        <w:t>계산 방식</w:t>
+      </w:r>
+      <w:r>
+        <w:t xml:space="preserve"> : 추천 고객(9 </w:t>
       </w:r>
       <w:r>
         <w:t xml:space="preserve">10점) 비율 - </w:t>
@@ -839,18 +753,10 @@
       </w:r>
       <w:proofErr w:type="spellEnd"/>
       <w:r>
-        <w:t xml:space="preserve"> 고객(</w:t>
-      </w:r>
-      <w:proofErr w:type="gramStart"/>
-      <w:r>
-        <w:t xml:space="preserve">0 </w:t>
-      </w:r>
-      <w:r>
-        <w:t xml:space="preserve"> 6</w:t>
-      </w:r>
-      <w:proofErr w:type="gramEnd"/>
-      <w:r>
-        <w:t>점) 비율</w:t>
+        <w:t xml:space="preserve"> 고객(0 </w:t>
+      </w:r>
+      <w:r>
+        <w:t xml:space="preserve"> 6점) 비율</w:t>
       </w:r>
     </w:p>
     <w:p>
@@ -1010,37 +916,12 @@
           <w:szCs w:val="19"/>
         </w:rPr>
       </w:pPr>
-      <w:proofErr w:type="gramStart"/>
       <w:r>
         <w:rPr>
           <w:sz w:val="19"/>
           <w:szCs w:val="19"/>
         </w:rPr>
-        <w:t>[ 그림</w:t>
-      </w:r>
-      <w:proofErr w:type="gramEnd"/>
-      <w:r>
-        <w:rPr>
-          <w:sz w:val="19"/>
-          <w:szCs w:val="19"/>
-        </w:rPr>
-        <w:t xml:space="preserve"> </w:t>
-      </w:r>
-      <w:proofErr w:type="gramStart"/>
-      <w:r>
-        <w:rPr>
-          <w:sz w:val="19"/>
-          <w:szCs w:val="19"/>
-        </w:rPr>
-        <w:t>2.1.1 ]</w:t>
-      </w:r>
-      <w:proofErr w:type="gramEnd"/>
-      <w:r>
-        <w:rPr>
-          <w:sz w:val="19"/>
-          <w:szCs w:val="19"/>
-        </w:rPr>
-        <w:t xml:space="preserve"> </w:t>
+        <w:t xml:space="preserve">[ 그림 2.1.1 ] </w:t>
       </w:r>
       <w:proofErr w:type="spellStart"/>
       <w:r>
@@ -1194,29 +1075,12 @@
           <w:szCs w:val="19"/>
         </w:rPr>
       </w:pPr>
-      <w:proofErr w:type="gramStart"/>
       <w:r>
         <w:rPr>
           <w:sz w:val="19"/>
           <w:szCs w:val="19"/>
         </w:rPr>
-        <w:t>[ 그림</w:t>
-      </w:r>
-      <w:proofErr w:type="gramEnd"/>
-      <w:r>
-        <w:rPr>
-          <w:sz w:val="19"/>
-          <w:szCs w:val="19"/>
-        </w:rPr>
-        <w:t xml:space="preserve"> </w:t>
-      </w:r>
-      <w:proofErr w:type="gramStart"/>
-      <w:r>
-        <w:rPr>
-          <w:sz w:val="19"/>
-          <w:szCs w:val="19"/>
-        </w:rPr>
-        <w:t>2.1.</w:t>
+        <w:t>[ 그림 2.1.</w:t>
       </w:r>
       <w:r>
         <w:rPr>
@@ -1231,15 +1095,7 @@
           <w:sz w:val="19"/>
           <w:szCs w:val="19"/>
         </w:rPr>
-        <w:t xml:space="preserve"> ]</w:t>
-      </w:r>
-      <w:proofErr w:type="gramEnd"/>
-      <w:r>
-        <w:rPr>
-          <w:sz w:val="19"/>
-          <w:szCs w:val="19"/>
-        </w:rPr>
-        <w:t xml:space="preserve"> </w:t>
+        <w:t xml:space="preserve"> ] </w:t>
       </w:r>
       <w:proofErr w:type="spellStart"/>
       <w:r>
@@ -1380,29 +1236,12 @@
           <w:szCs w:val="19"/>
         </w:rPr>
       </w:pPr>
-      <w:proofErr w:type="gramStart"/>
       <w:r>
         <w:rPr>
           <w:sz w:val="19"/>
           <w:szCs w:val="19"/>
         </w:rPr>
-        <w:t>[ 그림</w:t>
-      </w:r>
-      <w:proofErr w:type="gramEnd"/>
-      <w:r>
-        <w:rPr>
-          <w:sz w:val="19"/>
-          <w:szCs w:val="19"/>
-        </w:rPr>
-        <w:t xml:space="preserve"> </w:t>
-      </w:r>
-      <w:proofErr w:type="gramStart"/>
-      <w:r>
-        <w:rPr>
-          <w:sz w:val="19"/>
-          <w:szCs w:val="19"/>
-        </w:rPr>
-        <w:t>2.1.</w:t>
+        <w:t>[ 그림 2.1.</w:t>
       </w:r>
       <w:r>
         <w:rPr>
@@ -1417,15 +1256,7 @@
           <w:sz w:val="19"/>
           <w:szCs w:val="19"/>
         </w:rPr>
-        <w:t xml:space="preserve"> ]</w:t>
-      </w:r>
-      <w:proofErr w:type="gramEnd"/>
-      <w:r>
-        <w:rPr>
-          <w:sz w:val="19"/>
-          <w:szCs w:val="19"/>
-        </w:rPr>
-        <w:t xml:space="preserve"> 주요 경쟁 은행별 NPS 성과 지표 비교 테이블</w:t>
+        <w:t xml:space="preserve"> ] 주요 경쟁 은행별 NPS 성과 지표 비교 테이블</w:t>
       </w:r>
     </w:p>
     <w:p>
@@ -1448,7 +1279,19 @@
         <w:rPr>
           <w:rFonts w:hint="eastAsia"/>
         </w:rPr>
-        <w:t>2.1.1.2</w:t>
+        <w:t>2.1.1</w:t>
+      </w:r>
+      <w:r>
+        <w:rPr>
+          <w:rFonts w:hint="eastAsia"/>
+        </w:rPr>
+        <w:t>.</w:t>
+      </w:r>
+      <w:r>
+        <w:rPr>
+          <w:rFonts w:hint="eastAsia"/>
+        </w:rPr>
+        <w:t xml:space="preserve">3  </w:t>
       </w:r>
       <w:r>
         <w:t>현황 분석 및 전략 설정 배경</w:t>
@@ -1748,13 +1591,8 @@
         <w:spacing w:after="0" w:line="240" w:lineRule="auto"/>
         <w:ind w:leftChars="0"/>
       </w:pPr>
-      <w:proofErr w:type="gramStart"/>
-      <w:r>
-        <w:t>Kaggle 의</w:t>
-      </w:r>
-      <w:proofErr w:type="gramEnd"/>
-      <w:r>
-        <w:t xml:space="preserve"> </w:t>
+      <w:r>
+        <w:t xml:space="preserve">Kaggle 의 </w:t>
       </w:r>
       <w:proofErr w:type="spellStart"/>
       <w:r>
@@ -1840,15 +1678,7 @@
       </w:r>
       <w:proofErr w:type="spellEnd"/>
       <w:r>
-        <w:t xml:space="preserve"> 고객 경험을 혁신하고 </w:t>
-      </w:r>
-      <w:proofErr w:type="gramStart"/>
-      <w:r>
-        <w:t>NPS 를</w:t>
-      </w:r>
-      <w:proofErr w:type="gramEnd"/>
-      <w:r>
-        <w:t xml:space="preserve"> 개선하기 위해, </w:t>
+        <w:t xml:space="preserve"> 고객 경험을 혁신하고 NPS 를 개선하기 위해, </w:t>
       </w:r>
       <w:r>
         <w:rPr>
@@ -1886,7 +1716,7 @@
         <w:pStyle w:val="4"/>
         <w:numPr>
           <w:ilvl w:val="3"/>
-          <w:numId w:val="142"/>
+          <w:numId w:val="146"/>
         </w:numPr>
         <w:spacing w:line="276" w:lineRule="auto"/>
       </w:pPr>
@@ -1907,11 +1737,7 @@
         <w:ind w:leftChars="270" w:left="1007"/>
       </w:pPr>
       <w:r>
-        <w:t xml:space="preserve">당시 </w:t>
-      </w:r>
-      <w:proofErr w:type="gramStart"/>
-      <w:r>
-        <w:t>슬로건</w:t>
+        <w:t>당시 슬로건</w:t>
       </w:r>
       <w:r>
         <w:rPr>
@@ -1920,11 +1746,7 @@
         <w:t xml:space="preserve"> </w:t>
       </w:r>
       <w:r>
-        <w:t>:</w:t>
-      </w:r>
-      <w:proofErr w:type="gramEnd"/>
-      <w:r>
-        <w:t xml:space="preserve"> “Simple, Personal, Fair” → 고객 중심 경영 강조</w:t>
+        <w:t>: “Simple, Personal, Fair” → 고객 중심 경영 강조</w:t>
       </w:r>
     </w:p>
     <w:p>
@@ -2072,13 +1894,8 @@
         <w:spacing w:after="0" w:line="240" w:lineRule="auto"/>
         <w:ind w:leftChars="270" w:left="1007"/>
       </w:pPr>
-      <w:proofErr w:type="gramStart"/>
-      <w:r>
-        <w:t>출처 :</w:t>
-      </w:r>
-      <w:proofErr w:type="gramEnd"/>
-      <w:r>
-        <w:t xml:space="preserve"> Banco Santander (스페인 최대 은행)</w:t>
+      <w:r>
+        <w:t>출처 : Banco Santander (스페인 최대 은행)</w:t>
       </w:r>
     </w:p>
     <w:p>
@@ -2092,17 +1909,12 @@
         <w:ind w:leftChars="270" w:left="1007"/>
       </w:pPr>
       <w:proofErr w:type="spellStart"/>
-      <w:proofErr w:type="gramStart"/>
       <w:r>
         <w:t>컬럼수</w:t>
       </w:r>
       <w:proofErr w:type="spellEnd"/>
       <w:r>
-        <w:t xml:space="preserve"> :</w:t>
-      </w:r>
-      <w:proofErr w:type="gramEnd"/>
-      <w:r>
-        <w:t xml:space="preserve"> 371개 (ID + 369개 특성 + TARGET)</w:t>
+        <w:t xml:space="preserve"> : 371개 (ID + 369개 특성 + TARGET)</w:t>
       </w:r>
     </w:p>
     <w:p>
@@ -2115,13 +1927,8 @@
         <w:spacing w:after="0" w:line="240" w:lineRule="auto"/>
         <w:ind w:leftChars="270" w:left="1007"/>
       </w:pPr>
-      <w:proofErr w:type="gramStart"/>
-      <w:r>
-        <w:t>언어 :</w:t>
-      </w:r>
-      <w:proofErr w:type="gramEnd"/>
-      <w:r>
-        <w:t xml:space="preserve"> 스페인어 기반 약어 사용</w:t>
+      <w:r>
+        <w:t>언어 : 스페인어 기반 약어 사용</w:t>
       </w:r>
     </w:p>
     <w:p>
@@ -2134,21 +1941,8 @@
         <w:spacing w:after="0" w:line="240" w:lineRule="auto"/>
         <w:ind w:leftChars="270" w:left="1007"/>
       </w:pPr>
-      <w:proofErr w:type="gramStart"/>
-      <w:r>
-        <w:t>익명화 :</w:t>
-      </w:r>
-      <w:proofErr w:type="gramEnd"/>
-      <w:r>
-        <w:t xml:space="preserve"> 모든 변수명이 개인정보 보호를 위해 </w:t>
-      </w:r>
-      <w:proofErr w:type="gramStart"/>
-      <w:r>
-        <w:t>암호화 되어</w:t>
-      </w:r>
-      <w:proofErr w:type="gramEnd"/>
-      <w:r>
-        <w:t xml:space="preserve"> 있음</w:t>
+      <w:r>
+        <w:t>익명화 : 모든 변수명이 개인정보 보호를 위해 암호화 되어 있음</w:t>
       </w:r>
     </w:p>
     <w:p>
@@ -2184,13 +1978,8 @@
         <w:spacing w:after="0" w:line="240" w:lineRule="auto"/>
         <w:ind w:leftChars="441" w:left="1286"/>
       </w:pPr>
-      <w:proofErr w:type="gramStart"/>
-      <w:r>
-        <w:t>ID :</w:t>
-      </w:r>
-      <w:proofErr w:type="gramEnd"/>
-      <w:r>
-        <w:t xml:space="preserve"> 고객 고유 식별 번호 (Primary Key, 순차 증가)</w:t>
+      <w:r>
+        <w:t>ID : 고객 고유 식별 번호 (Primary Key, 순차 증가)</w:t>
       </w:r>
     </w:p>
     <w:p>
@@ -2204,15 +1993,7 @@
         <w:ind w:leftChars="441" w:left="1286"/>
       </w:pPr>
       <w:r>
-        <w:t>var</w:t>
-      </w:r>
-      <w:proofErr w:type="gramStart"/>
-      <w:r>
-        <w:t>3 :</w:t>
-      </w:r>
-      <w:proofErr w:type="gramEnd"/>
-      <w:r>
-        <w:t xml:space="preserve"> 고객 나이 또는 계좌 개설 후 경과 </w:t>
+        <w:t xml:space="preserve">var3 : 고객 나이 또는 계좌 개설 후 경과 </w:t>
       </w:r>
       <w:proofErr w:type="spellStart"/>
       <w:r>
@@ -2220,15 +2001,7 @@
       </w:r>
       <w:proofErr w:type="spellEnd"/>
       <w:r>
-        <w:t xml:space="preserve"> (-</w:t>
-      </w:r>
-      <w:proofErr w:type="gramStart"/>
-      <w:r>
-        <w:t>99999 는</w:t>
-      </w:r>
-      <w:proofErr w:type="gramEnd"/>
-      <w:r>
-        <w:t xml:space="preserve"> 명시적 </w:t>
+        <w:t xml:space="preserve"> (-99999 는 명시적 </w:t>
       </w:r>
       <w:proofErr w:type="spellStart"/>
       <w:r>
@@ -2250,23 +2023,7 @@
         <w:ind w:leftChars="441" w:left="1286"/>
       </w:pPr>
       <w:r>
-        <w:t>var</w:t>
-      </w:r>
-      <w:proofErr w:type="gramStart"/>
-      <w:r>
-        <w:t>15 :</w:t>
-      </w:r>
-      <w:proofErr w:type="gramEnd"/>
-      <w:r>
-        <w:t xml:space="preserve"> 고객 </w:t>
-      </w:r>
-      <w:proofErr w:type="gramStart"/>
-      <w:r>
-        <w:t>연령대 /</w:t>
-      </w:r>
-      <w:proofErr w:type="gramEnd"/>
-      <w:r>
-        <w:t xml:space="preserve"> 라이프스테이지 코드</w:t>
+        <w:t>var15 : 고객 연령대 / 라이프스테이지 코드</w:t>
       </w:r>
     </w:p>
     <w:p>
@@ -2284,30 +2041,17 @@
         <w:spacing w:after="0" w:line="276" w:lineRule="auto"/>
         <w:jc w:val="center"/>
       </w:pPr>
-      <w:proofErr w:type="gramStart"/>
       <w:r>
         <w:t>&lt; 표</w:t>
       </w:r>
-      <w:proofErr w:type="gramEnd"/>
       <w:r>
         <w:rPr>
           <w:rFonts w:hint="eastAsia"/>
         </w:rPr>
-        <w:t xml:space="preserve"> </w:t>
-      </w:r>
-      <w:proofErr w:type="gramStart"/>
-      <w:r>
-        <w:rPr>
-          <w:rFonts w:hint="eastAsia"/>
-        </w:rPr>
-        <w:t xml:space="preserve">2.1.1 </w:t>
-      </w:r>
-      <w:r>
-        <w:t>&gt;</w:t>
-      </w:r>
-      <w:proofErr w:type="gramEnd"/>
-      <w:r>
-        <w:t xml:space="preserve"> </w:t>
+        <w:t xml:space="preserve"> 2.1.1 </w:t>
+      </w:r>
+      <w:r>
+        <w:t xml:space="preserve">&gt; </w:t>
       </w:r>
       <w:proofErr w:type="spellStart"/>
       <w:r>
@@ -2362,7 +2106,6 @@
                 <w:lang w:val="en-US"/>
               </w:rPr>
             </w:pPr>
-            <w:proofErr w:type="gramStart"/>
             <w:r>
               <w:rPr>
                 <w:color w:val="auto"/>
@@ -2372,7 +2115,6 @@
               </w:rPr>
               <w:t>변  수</w:t>
             </w:r>
-            <w:proofErr w:type="gramEnd"/>
           </w:p>
         </w:tc>
         <w:tc>
@@ -2398,7 +2140,6 @@
                 <w:lang w:val="en-US"/>
               </w:rPr>
             </w:pPr>
-            <w:proofErr w:type="gramStart"/>
             <w:r>
               <w:rPr>
                 <w:color w:val="auto"/>
@@ -2408,7 +2149,6 @@
               </w:rPr>
               <w:t>의  미</w:t>
             </w:r>
-            <w:proofErr w:type="gramEnd"/>
           </w:p>
         </w:tc>
       </w:tr>
@@ -2725,23 +2465,13 @@
                 <w:lang w:val="en-US"/>
               </w:rPr>
             </w:pPr>
-            <w:proofErr w:type="gramStart"/>
             <w:r>
               <w:rPr>
                 <w:sz w:val="19"/>
                 <w:szCs w:val="19"/>
                 <w:lang w:val="en-US"/>
               </w:rPr>
-              <w:t>‘ _</w:t>
-            </w:r>
-            <w:proofErr w:type="gramEnd"/>
-            <w:r>
-              <w:rPr>
-                <w:sz w:val="19"/>
-                <w:szCs w:val="19"/>
-                <w:lang w:val="en-US"/>
-              </w:rPr>
-              <w:t>0’ 접미사는 "</w:t>
+              <w:t>‘ _0’ 접미사는 "</w:t>
             </w:r>
             <w:proofErr w:type="spellStart"/>
             <w:r>
@@ -3720,13 +3450,8 @@
         <w:spacing w:after="0" w:line="240" w:lineRule="auto"/>
         <w:ind w:leftChars="270" w:left="1007"/>
       </w:pPr>
-      <w:proofErr w:type="gramStart"/>
-      <w:r>
-        <w:t>데이터셋 :</w:t>
-      </w:r>
-      <w:proofErr w:type="gramEnd"/>
-      <w:r>
-        <w:t xml:space="preserve"> train.csv (약 7만 6천명 고객, 371개 변수)</w:t>
+      <w:r>
+        <w:t>데이터셋 : train.csv (약 7만 6천명 고객, 371개 변수)</w:t>
       </w:r>
     </w:p>
     <w:p>
@@ -3739,14 +3464,9 @@
         <w:spacing w:after="0" w:line="240" w:lineRule="auto"/>
         <w:ind w:leftChars="270" w:left="1007"/>
       </w:pPr>
-      <w:proofErr w:type="gramStart"/>
       <w:r>
         <w:lastRenderedPageBreak/>
-        <w:t>레이블 :</w:t>
-      </w:r>
-      <w:proofErr w:type="gramEnd"/>
-      <w:r>
-        <w:t xml:space="preserve"> TARGET</w:t>
+        <w:t>레이블 : TARGET</w:t>
       </w:r>
     </w:p>
     <w:p>
@@ -3759,13 +3479,8 @@
         <w:spacing w:after="0" w:line="240" w:lineRule="auto"/>
         <w:ind w:leftChars="441" w:left="1286"/>
       </w:pPr>
-      <w:proofErr w:type="gramStart"/>
-      <w:r>
-        <w:t>0 :</w:t>
-      </w:r>
-      <w:proofErr w:type="gramEnd"/>
-      <w:r>
-        <w:t xml:space="preserve"> 만족 고객</w:t>
+      <w:r>
+        <w:t>0 : 만족 고객</w:t>
       </w:r>
     </w:p>
     <w:p>
@@ -3778,13 +3493,8 @@
         <w:spacing w:after="0" w:line="240" w:lineRule="auto"/>
         <w:ind w:leftChars="441" w:left="1286"/>
       </w:pPr>
-      <w:proofErr w:type="gramStart"/>
-      <w:r>
-        <w:t>1 :</w:t>
-      </w:r>
-      <w:proofErr w:type="gramEnd"/>
-      <w:r>
-        <w:t xml:space="preserve"> 불만족 고객</w:t>
+      <w:r>
+        <w:t>1 : 불만족 고객</w:t>
       </w:r>
     </w:p>
     <w:p>
@@ -3951,23 +3661,13 @@
           <w:szCs w:val="19"/>
         </w:rPr>
       </w:pPr>
-      <w:proofErr w:type="gramStart"/>
       <w:r>
         <w:rPr>
           <w:sz w:val="19"/>
           <w:szCs w:val="19"/>
         </w:rPr>
-        <w:t>[ 그림</w:t>
-      </w:r>
-      <w:proofErr w:type="gramEnd"/>
-      <w:r>
-        <w:rPr>
-          <w:sz w:val="19"/>
-          <w:szCs w:val="19"/>
-        </w:rPr>
-        <w:t> </w:t>
-      </w:r>
-      <w:proofErr w:type="gramStart"/>
+        <w:t>[ 그림 </w:t>
+      </w:r>
       <w:r>
         <w:rPr>
           <w:rFonts w:hint="eastAsia"/>
@@ -3997,15 +3697,7 @@
           <w:sz w:val="19"/>
           <w:szCs w:val="19"/>
         </w:rPr>
-        <w:t>]</w:t>
-      </w:r>
-      <w:proofErr w:type="gramEnd"/>
-      <w:r>
-        <w:rPr>
-          <w:sz w:val="19"/>
-          <w:szCs w:val="19"/>
-        </w:rPr>
-        <w:t xml:space="preserve"> </w:t>
+        <w:t xml:space="preserve">] </w:t>
       </w:r>
       <w:proofErr w:type="spellStart"/>
       <w:r>
@@ -4079,13 +3771,8 @@
         <w:spacing w:after="0" w:line="240" w:lineRule="auto"/>
         <w:ind w:leftChars="270" w:left="1007"/>
       </w:pPr>
-      <w:proofErr w:type="gramStart"/>
-      <w:r>
-        <w:t>모델 :</w:t>
-      </w:r>
-      <w:proofErr w:type="gramEnd"/>
-      <w:r>
-        <w:t xml:space="preserve"> </w:t>
+      <w:r>
+        <w:t xml:space="preserve">모델 : </w:t>
       </w:r>
       <w:proofErr w:type="spellStart"/>
       <w:r>
@@ -4114,13 +3801,8 @@
         <w:spacing w:after="0" w:line="240" w:lineRule="auto"/>
         <w:ind w:leftChars="270" w:left="1007"/>
       </w:pPr>
-      <w:proofErr w:type="gramStart"/>
-      <w:r>
-        <w:t>평가지표 :</w:t>
-      </w:r>
-      <w:proofErr w:type="gramEnd"/>
-      <w:r>
-        <w:t xml:space="preserve"> Accuracy 보다 ROC-AUC 가 적합 (불균형 데이터 때문)</w:t>
+      <w:r>
+        <w:t>평가지표 : Accuracy 보다 ROC-AUC 가 적합 (불균형 데이터 때문)</w:t>
       </w:r>
     </w:p>
     <w:p>
@@ -4134,15 +3816,7 @@
         <w:ind w:leftChars="270" w:left="1007"/>
       </w:pPr>
       <w:r>
-        <w:t xml:space="preserve">ROC </w:t>
-      </w:r>
-      <w:proofErr w:type="gramStart"/>
-      <w:r>
-        <w:t>곡선 :</w:t>
-      </w:r>
-      <w:proofErr w:type="gramEnd"/>
-      <w:r>
-        <w:t xml:space="preserve"> 모델의 분류 성능을 시각적으로 확인 가능</w:t>
+        <w:t>ROC 곡선 : 모델의 분류 성능을 시각적으로 확인 가능</w:t>
       </w:r>
     </w:p>
     <w:p>
@@ -4156,13 +3830,8 @@
         <w:ind w:leftChars="270" w:left="1007"/>
       </w:pPr>
       <w:r>
-        <w:t xml:space="preserve">ROC 곡선 </w:t>
-      </w:r>
-      <w:proofErr w:type="gramStart"/>
-      <w:r>
-        <w:t>해석 :</w:t>
-      </w:r>
-      <w:proofErr w:type="gramEnd"/>
+        <w:t>ROC 곡선 해석 :</w:t>
+      </w:r>
     </w:p>
     <w:p>
       <w:pPr>
@@ -4302,15 +3971,7 @@
         <w:ind w:leftChars="270" w:left="1007"/>
       </w:pPr>
       <w:r>
-        <w:t>AUC (AREA Under Curve</w:t>
-      </w:r>
-      <w:proofErr w:type="gramStart"/>
-      <w:r>
-        <w:t>) :</w:t>
-      </w:r>
-      <w:proofErr w:type="gramEnd"/>
-      <w:r>
-        <w:t xml:space="preserve"> ROC 곡선 아래 면적</w:t>
+        <w:t>AUC (AREA Under Curve) : ROC 곡선 아래 면적</w:t>
       </w:r>
     </w:p>
     <w:p>
@@ -4325,19 +3986,11 @@
           <w:lang w:val="en-US"/>
         </w:rPr>
       </w:pPr>
-      <w:proofErr w:type="gramStart"/>
       <w:r>
         <w:rPr>
           <w:lang w:val="en-US"/>
         </w:rPr>
-        <w:t>1.0 에</w:t>
-      </w:r>
-      <w:proofErr w:type="gramEnd"/>
-      <w:r>
-        <w:rPr>
-          <w:lang w:val="en-US"/>
-        </w:rPr>
-        <w:t xml:space="preserve"> 가까울수록 → 완벽한 분류</w:t>
+        <w:t>1.0 에 가까울수록 → 완벽한 분류</w:t>
       </w:r>
     </w:p>
     <w:p>
@@ -4352,19 +4005,11 @@
           <w:lang w:val="en-US"/>
         </w:rPr>
       </w:pPr>
-      <w:proofErr w:type="gramStart"/>
       <w:r>
         <w:rPr>
           <w:lang w:val="en-US"/>
         </w:rPr>
-        <w:t>0.5 에</w:t>
-      </w:r>
-      <w:proofErr w:type="gramEnd"/>
-      <w:r>
-        <w:rPr>
-          <w:lang w:val="en-US"/>
-        </w:rPr>
-        <w:t xml:space="preserve"> 가까울수록 → 랜덤 추측 수준</w:t>
+        <w:t>0.5 에 가까울수록 → 랜덤 추측 수준</w:t>
       </w:r>
     </w:p>
     <w:p>
@@ -4448,23 +4093,13 @@
           <w:szCs w:val="19"/>
         </w:rPr>
       </w:pPr>
-      <w:proofErr w:type="gramStart"/>
       <w:r>
         <w:rPr>
           <w:sz w:val="19"/>
           <w:szCs w:val="19"/>
         </w:rPr>
-        <w:t>[ 그림</w:t>
-      </w:r>
-      <w:proofErr w:type="gramEnd"/>
-      <w:r>
-        <w:rPr>
-          <w:sz w:val="19"/>
-          <w:szCs w:val="19"/>
-        </w:rPr>
-        <w:t> </w:t>
-      </w:r>
-      <w:proofErr w:type="gramStart"/>
+        <w:t>[ 그림 </w:t>
+      </w:r>
       <w:r>
         <w:rPr>
           <w:rFonts w:hint="eastAsia"/>
@@ -4486,15 +4121,7 @@
           <w:sz w:val="19"/>
           <w:szCs w:val="19"/>
         </w:rPr>
-        <w:t xml:space="preserve"> ]</w:t>
-      </w:r>
-      <w:proofErr w:type="gramEnd"/>
-      <w:r>
-        <w:rPr>
-          <w:sz w:val="19"/>
-          <w:szCs w:val="19"/>
-        </w:rPr>
-        <w:t xml:space="preserve"> </w:t>
+        <w:t xml:space="preserve"> ] </w:t>
       </w:r>
       <w:proofErr w:type="spellStart"/>
       <w:r>
@@ -4735,15 +4362,7 @@
         <w:ind w:leftChars="441" w:left="1286"/>
       </w:pPr>
       <w:r>
-        <w:t>반면, ROC-</w:t>
-      </w:r>
-      <w:proofErr w:type="gramStart"/>
-      <w:r>
-        <w:t>AUC 는</w:t>
-      </w:r>
-      <w:proofErr w:type="gramEnd"/>
-      <w:r>
-        <w:t xml:space="preserve"> 소수클래스에 대한 모델의 성능을 더 잘 반영</w:t>
+        <w:t>반면, ROC-AUC 는 소수클래스에 대한 모델의 성능을 더 잘 반영</w:t>
       </w:r>
       <w:r>
         <w:rPr>
@@ -4891,25 +4510,18 @@
         <w:ind w:leftChars="270" w:left="1007"/>
       </w:pPr>
       <w:proofErr w:type="spellStart"/>
-      <w:proofErr w:type="gramStart"/>
       <w:r>
         <w:t>df.describe</w:t>
       </w:r>
       <w:proofErr w:type="spellEnd"/>
-      <w:proofErr w:type="gramEnd"/>
-      <w:r>
-        <w:t>(</w:t>
-      </w:r>
-      <w:proofErr w:type="gramStart"/>
-      <w:r>
-        <w:t xml:space="preserve">) </w:t>
+      <w:r>
+        <w:t xml:space="preserve">() </w:t>
       </w:r>
       <w:proofErr w:type="spellStart"/>
       <w:r>
         <w:t>를</w:t>
       </w:r>
       <w:proofErr w:type="spellEnd"/>
-      <w:proofErr w:type="gramEnd"/>
       <w:r>
         <w:t xml:space="preserve"> 통해 각 변수의 평균, 표준편차, 최소/최댓값 등 기본 통계치 출력</w:t>
       </w:r>
@@ -4925,15 +4537,7 @@
         <w:ind w:leftChars="270" w:left="1007"/>
       </w:pPr>
       <w:r>
-        <w:t xml:space="preserve">단순히 평균·최소·최대값을 보는 것 이상으로, 데이터의 구조적 특성과 모델링 </w:t>
-      </w:r>
-      <w:proofErr w:type="gramStart"/>
-      <w:r>
-        <w:t>전략을  세우는</w:t>
-      </w:r>
-      <w:proofErr w:type="gramEnd"/>
-      <w:r>
-        <w:t xml:space="preserve"> 데 중요한 힌트를 파악 가능</w:t>
+        <w:t>단순히 평균·최소·최대값을 보는 것 이상으로, 데이터의 구조적 특성과 모델링 전략을  세우는 데 중요한 힌트를 파악 가능</w:t>
       </w:r>
     </w:p>
     <w:p>
@@ -4983,21 +4587,7 @@
         <w:rPr>
           <w:lang w:val="en-US"/>
         </w:rPr>
-        <w:t xml:space="preserve">형(int) </w:t>
-      </w:r>
-      <w:proofErr w:type="gramStart"/>
-      <w:r>
-        <w:rPr>
-          <w:lang w:val="en-US"/>
-        </w:rPr>
-        <w:t>변수 :</w:t>
-      </w:r>
-      <w:proofErr w:type="gramEnd"/>
-      <w:r>
-        <w:rPr>
-          <w:lang w:val="en-US"/>
-        </w:rPr>
-        <w:t xml:space="preserve"> 약 260개</w:t>
+        <w:t>형(int) 변수 : 약 260개</w:t>
       </w:r>
     </w:p>
     <w:p>
@@ -5015,21 +4605,7 @@
         <w:rPr>
           <w:lang w:val="en-US"/>
         </w:rPr>
-        <w:t>실수형(float)</w:t>
-      </w:r>
-      <w:proofErr w:type="gramStart"/>
-      <w:r>
-        <w:rPr>
-          <w:lang w:val="en-US"/>
-        </w:rPr>
-        <w:t>변수 :</w:t>
-      </w:r>
-      <w:proofErr w:type="gramEnd"/>
-      <w:r>
-        <w:rPr>
-          <w:lang w:val="en-US"/>
-        </w:rPr>
-        <w:t xml:space="preserve"> 약 111개</w:t>
+        <w:t>실수형(float)변수 : 약 111개</w:t>
       </w:r>
     </w:p>
     <w:p>
@@ -5292,23 +4868,13 @@
           <w:szCs w:val="19"/>
         </w:rPr>
       </w:pPr>
-      <w:proofErr w:type="gramStart"/>
       <w:r>
         <w:rPr>
           <w:sz w:val="19"/>
           <w:szCs w:val="19"/>
         </w:rPr>
-        <w:t>[ 그림</w:t>
-      </w:r>
-      <w:proofErr w:type="gramEnd"/>
-      <w:r>
-        <w:rPr>
-          <w:sz w:val="19"/>
-          <w:szCs w:val="19"/>
-        </w:rPr>
-        <w:t> </w:t>
-      </w:r>
-      <w:proofErr w:type="gramStart"/>
+        <w:t>[ 그림 </w:t>
+      </w:r>
       <w:r>
         <w:rPr>
           <w:rFonts w:hint="eastAsia"/>
@@ -5330,15 +4896,7 @@
           <w:sz w:val="19"/>
           <w:szCs w:val="19"/>
         </w:rPr>
-        <w:t xml:space="preserve"> ]</w:t>
-      </w:r>
-      <w:proofErr w:type="gramEnd"/>
-      <w:r>
-        <w:rPr>
-          <w:sz w:val="19"/>
-          <w:szCs w:val="19"/>
-        </w:rPr>
-        <w:t xml:space="preserve"> 로드된 </w:t>
+        <w:t xml:space="preserve"> ] 로드된 </w:t>
       </w:r>
       <w:proofErr w:type="spellStart"/>
       <w:r>
@@ -5664,21 +5222,7 @@
         <w:rPr>
           <w:lang w:val="en-US"/>
         </w:rPr>
-        <w:t xml:space="preserve"> ⇒ 단순 </w:t>
-      </w:r>
-      <w:proofErr w:type="gramStart"/>
-      <w:r>
-        <w:rPr>
-          <w:lang w:val="en-US"/>
-        </w:rPr>
-        <w:t>Accuracy 는</w:t>
-      </w:r>
-      <w:proofErr w:type="gramEnd"/>
-      <w:r>
-        <w:rPr>
-          <w:lang w:val="en-US"/>
-        </w:rPr>
-        <w:t xml:space="preserve"> 무의미, </w:t>
+        <w:t xml:space="preserve"> ⇒ 단순 Accuracy 는 무의미, </w:t>
       </w:r>
       <w:r>
         <w:rPr>
@@ -5826,21 +5370,7 @@
         <w:rPr>
           <w:lang w:val="en-US"/>
         </w:rPr>
-        <w:t xml:space="preserve">범위가 좁은 </w:t>
-      </w:r>
-      <w:proofErr w:type="gramStart"/>
-      <w:r>
-        <w:rPr>
-          <w:lang w:val="en-US"/>
-        </w:rPr>
-        <w:t>변수 :</w:t>
-      </w:r>
-      <w:proofErr w:type="gramEnd"/>
-      <w:r>
-        <w:rPr>
-          <w:lang w:val="en-US"/>
-        </w:rPr>
-        <w:t xml:space="preserve"> 원-핫 인코딩 또는 범주형 처리</w:t>
+        <w:t>범위가 좁은 변수 : 원-핫 인코딩 또는 범주형 처리</w:t>
       </w:r>
     </w:p>
     <w:p>
@@ -5858,21 +5388,7 @@
         <w:rPr>
           <w:lang w:val="en-US"/>
         </w:rPr>
-        <w:t xml:space="preserve">범위가 넓은 </w:t>
-      </w:r>
-      <w:proofErr w:type="gramStart"/>
-      <w:r>
-        <w:rPr>
-          <w:lang w:val="en-US"/>
-        </w:rPr>
-        <w:t>변수 :</w:t>
-      </w:r>
-      <w:proofErr w:type="gramEnd"/>
-      <w:r>
-        <w:rPr>
-          <w:lang w:val="en-US"/>
-        </w:rPr>
-        <w:t xml:space="preserve"> 로그 변환, 스케일링</w:t>
+        <w:t>범위가 넓은 변수 : 로그 변환, 스케일링</w:t>
       </w:r>
     </w:p>
     <w:p>
@@ -5898,21 +5414,7 @@
         <w:rPr>
           <w:lang w:val="en-US"/>
         </w:rPr>
-        <w:t xml:space="preserve"> </w:t>
-      </w:r>
-      <w:proofErr w:type="gramStart"/>
-      <w:r>
-        <w:rPr>
-          <w:lang w:val="en-US"/>
-        </w:rPr>
-        <w:t>대체 :</w:t>
-      </w:r>
-      <w:proofErr w:type="gramEnd"/>
-      <w:r>
-        <w:rPr>
-          <w:lang w:val="en-US"/>
-        </w:rPr>
-        <w:t xml:space="preserve"> 평균/중앙값 대체, 혹은 특별한 값(-99999)을 </w:t>
+        <w:t xml:space="preserve"> 대체 : 평균/중앙값 대체, 혹은 특별한 값(-99999)을 </w:t>
       </w:r>
       <w:proofErr w:type="spellStart"/>
       <w:r>
@@ -5940,15 +5442,7 @@
         <w:ind w:leftChars="441" w:left="1286"/>
       </w:pPr>
       <w:r>
-        <w:t>따라서 데이터셋 describe(</w:t>
-      </w:r>
-      <w:proofErr w:type="gramStart"/>
-      <w:r>
-        <w:t>) 를</w:t>
-      </w:r>
-      <w:proofErr w:type="gramEnd"/>
-      <w:r>
-        <w:t xml:space="preserve"> 통해 </w:t>
+        <w:t xml:space="preserve">따라서 데이터셋 describe() 를 통해 </w:t>
       </w:r>
       <w:proofErr w:type="spellStart"/>
       <w:r>
@@ -6214,21 +5708,7 @@
         <w:rPr>
           <w:lang w:val="en-US"/>
         </w:rPr>
-        <w:t xml:space="preserve">위 데이터셋 분석 및 시각화, 그리고 </w:t>
-      </w:r>
-      <w:proofErr w:type="gramStart"/>
-      <w:r>
-        <w:rPr>
-          <w:lang w:val="en-US"/>
-        </w:rPr>
-        <w:t>describe 를</w:t>
-      </w:r>
-      <w:proofErr w:type="gramEnd"/>
-      <w:r>
-        <w:rPr>
-          <w:lang w:val="en-US"/>
-        </w:rPr>
-        <w:t xml:space="preserve"> 통해 대부분의 고객은 만족(0) 상태이고, 불만족(1) 고객은 소수임을 파악</w:t>
+        <w:t>위 데이터셋 분석 및 시각화, 그리고 describe 를 통해 대부분의 고객은 만족(0) 상태이고, 불만족(1) 고객은 소수임을 파악</w:t>
       </w:r>
     </w:p>
     <w:p>
@@ -6400,15 +5880,7 @@
         <w:ind w:leftChars="441" w:left="1283" w:hanging="357"/>
       </w:pPr>
       <w:r>
-        <w:t xml:space="preserve">주요 피처들의 히스토그램 및 상관관계 </w:t>
-      </w:r>
-      <w:proofErr w:type="gramStart"/>
-      <w:r>
-        <w:t>Heatmap 으로</w:t>
-      </w:r>
-      <w:proofErr w:type="gramEnd"/>
-      <w:r>
-        <w:t xml:space="preserve"> 문제 파악</w:t>
+        <w:t>주요 피처들의 히스토그램 및 상관관계 Heatmap 으로 문제 파악</w:t>
       </w:r>
     </w:p>
     <w:p>
@@ -6456,21 +5928,7 @@
         <w:rPr>
           <w:lang w:val="en-US"/>
         </w:rPr>
-        <w:t>describe(</w:t>
-      </w:r>
-      <w:proofErr w:type="gramStart"/>
-      <w:r>
-        <w:rPr>
-          <w:lang w:val="en-US"/>
-        </w:rPr>
-        <w:t>) 에서</w:t>
-      </w:r>
-      <w:proofErr w:type="gramEnd"/>
-      <w:r>
-        <w:rPr>
-          <w:lang w:val="en-US"/>
-        </w:rPr>
-        <w:t xml:space="preserve"> 평균이 약 33, 최소 5, 최대 105로 나타남</w:t>
+        <w:t>describe() 에서 평균이 약 33, 최소 5, 최대 105로 나타남</w:t>
       </w:r>
     </w:p>
     <w:p>
@@ -6588,21 +6046,7 @@
         <w:rPr>
           <w:lang w:val="en-US"/>
         </w:rPr>
-        <w:t>describe(</w:t>
-      </w:r>
-      <w:proofErr w:type="gramStart"/>
-      <w:r>
-        <w:rPr>
-          <w:lang w:val="en-US"/>
-        </w:rPr>
-        <w:t>) 에서</w:t>
-      </w:r>
-      <w:proofErr w:type="gramEnd"/>
-      <w:r>
-        <w:rPr>
-          <w:lang w:val="en-US"/>
-        </w:rPr>
-        <w:t xml:space="preserve"> 평균이 약 117,000, 최대 2,200,000으로 매우 큰 값 존재</w:t>
+        <w:t>describe() 에서 평균이 약 117,000, 최대 2,200,000으로 매우 큰 값 존재</w:t>
       </w:r>
     </w:p>
     <w:p>
@@ -6713,21 +6157,7 @@
         <w:rPr>
           <w:lang w:val="en-US"/>
         </w:rPr>
-        <w:t>describe(</w:t>
-      </w:r>
-      <w:proofErr w:type="gramStart"/>
-      <w:r>
-        <w:rPr>
-          <w:lang w:val="en-US"/>
-        </w:rPr>
-        <w:t>) 에서</w:t>
-      </w:r>
-      <w:proofErr w:type="gramEnd"/>
-      <w:r>
-        <w:rPr>
-          <w:lang w:val="en-US"/>
-        </w:rPr>
-        <w:t xml:space="preserve"> 평균이 약 0.04 → 불만족 고객은 전체의 약 4%</w:t>
+        <w:t>describe() 에서 평균이 약 0.04 → 불만족 고객은 전체의 약 4%</w:t>
       </w:r>
     </w:p>
     <w:p>
@@ -6863,23 +6293,13 @@
           <w:szCs w:val="19"/>
         </w:rPr>
       </w:pPr>
-      <w:proofErr w:type="gramStart"/>
       <w:r>
         <w:rPr>
           <w:sz w:val="19"/>
           <w:szCs w:val="19"/>
         </w:rPr>
-        <w:t>[ 그림</w:t>
-      </w:r>
-      <w:proofErr w:type="gramEnd"/>
-      <w:r>
-        <w:rPr>
-          <w:sz w:val="19"/>
-          <w:szCs w:val="19"/>
-        </w:rPr>
-        <w:t> </w:t>
-      </w:r>
-      <w:proofErr w:type="gramStart"/>
+        <w:t>[ 그림 </w:t>
+      </w:r>
       <w:r>
         <w:rPr>
           <w:rFonts w:hint="eastAsia"/>
@@ -6901,15 +6321,7 @@
           <w:sz w:val="19"/>
           <w:szCs w:val="19"/>
         </w:rPr>
-        <w:t xml:space="preserve"> ]</w:t>
-      </w:r>
-      <w:proofErr w:type="gramEnd"/>
-      <w:r>
-        <w:rPr>
-          <w:sz w:val="19"/>
-          <w:szCs w:val="19"/>
-        </w:rPr>
-        <w:t xml:space="preserve"> ‘var15(나이 추정)’ 피처 히스토그램</w:t>
+        <w:t xml:space="preserve"> ] ‘var15(나이 추정)’ 피처 히스토그램</w:t>
       </w:r>
     </w:p>
     <w:p>
@@ -6990,23 +6402,13 @@
           <w:szCs w:val="19"/>
         </w:rPr>
       </w:pPr>
-      <w:proofErr w:type="gramStart"/>
       <w:r>
         <w:rPr>
           <w:sz w:val="19"/>
           <w:szCs w:val="19"/>
         </w:rPr>
-        <w:t>[ 그림</w:t>
-      </w:r>
-      <w:proofErr w:type="gramEnd"/>
-      <w:r>
-        <w:rPr>
-          <w:sz w:val="19"/>
-          <w:szCs w:val="19"/>
-        </w:rPr>
-        <w:t> </w:t>
-      </w:r>
-      <w:proofErr w:type="gramStart"/>
+        <w:t>[ 그림 </w:t>
+      </w:r>
       <w:r>
         <w:rPr>
           <w:rFonts w:hint="eastAsia"/>
@@ -7028,15 +6430,7 @@
           <w:sz w:val="19"/>
           <w:szCs w:val="19"/>
         </w:rPr>
-        <w:t xml:space="preserve"> ]</w:t>
-      </w:r>
-      <w:proofErr w:type="gramEnd"/>
-      <w:r>
-        <w:rPr>
-          <w:sz w:val="19"/>
-          <w:szCs w:val="19"/>
-        </w:rPr>
-        <w:t xml:space="preserve"> ‘var38(자산 규모 추정)’ 히스토그램, 로그 변환 전후 비교</w:t>
+        <w:t xml:space="preserve"> ] ‘var38(자산 규모 추정)’ 히스토그램, 로그 변환 전후 비교</w:t>
       </w:r>
     </w:p>
     <w:p>
@@ -7055,22 +6449,10 @@
           <w:bCs/>
         </w:rPr>
         <w:lastRenderedPageBreak/>
-        <w:t>var</w:t>
-      </w:r>
-      <w:proofErr w:type="gramStart"/>
-      <w:r>
-        <w:rPr>
-          <w:b/>
-          <w:bCs/>
-        </w:rPr>
-        <w:t>15</w:t>
-      </w:r>
-      <w:r>
-        <w:t xml:space="preserve"> :</w:t>
-      </w:r>
-      <w:proofErr w:type="gramEnd"/>
-      <w:r>
-        <w:t xml:space="preserve"> 고객 나이로 추정되는 변수 → 분포 확인, 이상치 탐지</w:t>
+        <w:t>var15</w:t>
+      </w:r>
+      <w:r>
+        <w:t xml:space="preserve"> : 고객 나이로 추정되는 변수 → 분포 확인, 이상치 탐지</w:t>
       </w:r>
     </w:p>
     <w:p>
@@ -7088,22 +6470,10 @@
           <w:b/>
           <w:bCs/>
         </w:rPr>
-        <w:t>var</w:t>
-      </w:r>
-      <w:proofErr w:type="gramStart"/>
-      <w:r>
-        <w:rPr>
-          <w:b/>
-          <w:bCs/>
-        </w:rPr>
-        <w:t>38</w:t>
-      </w:r>
-      <w:r>
-        <w:t xml:space="preserve"> :</w:t>
-      </w:r>
-      <w:proofErr w:type="gramEnd"/>
-      <w:r>
-        <w:t xml:space="preserve"> 자산 규모로 추정되는 변수 → 로그 변환 전후 비교로 분포 안정화 확인</w:t>
+        <w:t>var38</w:t>
+      </w:r>
+      <w:r>
+        <w:t xml:space="preserve"> : 자산 규모로 추정되는 변수 → 로그 변환 전후 비교로 분포 안정화 확인</w:t>
       </w:r>
     </w:p>
     <w:p>
@@ -7116,7 +6486,6 @@
         <w:spacing w:after="0" w:line="240" w:lineRule="auto"/>
         <w:ind w:leftChars="441" w:left="1286"/>
       </w:pPr>
-      <w:proofErr w:type="gramStart"/>
       <w:r>
         <w:rPr>
           <w:b/>
@@ -7125,11 +6494,7 @@
         <w:t>TARGET</w:t>
       </w:r>
       <w:r>
-        <w:t xml:space="preserve"> :</w:t>
-      </w:r>
-      <w:proofErr w:type="gramEnd"/>
-      <w:r>
-        <w:t xml:space="preserve"> 클래스 불균형 문제 → 적절한 평가 지표와 샘플링 기법 필요</w:t>
+        <w:t xml:space="preserve"> : 클래스 불균형 문제 → 적절한 평가 지표와 샘플링 기법 필요</w:t>
       </w:r>
     </w:p>
     <w:p>
@@ -7147,22 +6512,10 @@
           <w:b/>
           <w:bCs/>
         </w:rPr>
-        <w:t xml:space="preserve">상관관계 </w:t>
-      </w:r>
-      <w:proofErr w:type="gramStart"/>
-      <w:r>
-        <w:rPr>
-          <w:b/>
-          <w:bCs/>
-        </w:rPr>
-        <w:t>Heatmap</w:t>
-      </w:r>
-      <w:r>
-        <w:t xml:space="preserve"> :</w:t>
-      </w:r>
-      <w:proofErr w:type="gramEnd"/>
-      <w:r>
-        <w:t xml:space="preserve"> 변수 간 상관관계 시각화 → </w:t>
+        <w:t>상관관계 Heatmap</w:t>
+      </w:r>
+      <w:r>
+        <w:t xml:space="preserve"> : 변수 간 상관관계 시각화 → </w:t>
       </w:r>
       <w:proofErr w:type="spellStart"/>
       <w:r>
@@ -7195,7 +6548,7 @@
           <w:lang w:val="en-US"/>
         </w:rPr>
         <w:drawing>
-          <wp:inline distT="0" distB="0" distL="0" distR="0" wp14:anchorId="270D4C23" wp14:editId="3AC7221B">
+          <wp:inline distT="0" distB="0" distL="0" distR="0" wp14:anchorId="270D4C23" wp14:editId="339299EE">
             <wp:extent cx="4191000" cy="3952875"/>
             <wp:effectExtent l="0" t="0" r="0" b="9525"/>
             <wp:docPr id="1350368033" name="그림 16"/>
@@ -7252,23 +6605,13 @@
           <w:lang w:val="en-US"/>
         </w:rPr>
       </w:pPr>
-      <w:proofErr w:type="gramStart"/>
       <w:r>
         <w:rPr>
           <w:sz w:val="19"/>
           <w:szCs w:val="19"/>
         </w:rPr>
-        <w:t>[ 그림</w:t>
-      </w:r>
-      <w:proofErr w:type="gramEnd"/>
-      <w:r>
-        <w:rPr>
-          <w:sz w:val="19"/>
-          <w:szCs w:val="19"/>
-        </w:rPr>
-        <w:t> </w:t>
-      </w:r>
-      <w:proofErr w:type="gramStart"/>
+        <w:t>[ 그림 </w:t>
+      </w:r>
       <w:r>
         <w:rPr>
           <w:rFonts w:hint="eastAsia"/>
@@ -7290,15 +6633,7 @@
           <w:sz w:val="19"/>
           <w:szCs w:val="19"/>
         </w:rPr>
-        <w:t xml:space="preserve"> ]</w:t>
-      </w:r>
-      <w:proofErr w:type="gramEnd"/>
-      <w:r>
-        <w:rPr>
-          <w:sz w:val="19"/>
-          <w:szCs w:val="19"/>
-        </w:rPr>
-        <w:t xml:space="preserve"> 상위 20개 피처들의 상관관계 Heatmap 시각화</w:t>
+        <w:t xml:space="preserve"> ] 상위 20개 피처들의 상관관계 Heatmap 시각화</w:t>
       </w:r>
       <w:r>
         <w:rPr>
@@ -7312,7 +6647,7 @@
           <w:lang w:val="en-US"/>
         </w:rPr>
         <w:drawing>
-          <wp:inline distT="0" distB="0" distL="0" distR="0" wp14:anchorId="442E965C" wp14:editId="0945186F">
+          <wp:inline distT="0" distB="0" distL="0" distR="0" wp14:anchorId="442E965C" wp14:editId="67F4C0BA">
             <wp:extent cx="4267200" cy="3924300"/>
             <wp:effectExtent l="0" t="0" r="0" b="0"/>
             <wp:docPr id="838878403" name="그림 15"/>
@@ -7370,23 +6705,13 @@
           <w:szCs w:val="19"/>
         </w:rPr>
       </w:pPr>
-      <w:proofErr w:type="gramStart"/>
       <w:r>
         <w:rPr>
           <w:sz w:val="19"/>
           <w:szCs w:val="19"/>
         </w:rPr>
-        <w:t>[ 그림</w:t>
-      </w:r>
-      <w:proofErr w:type="gramEnd"/>
-      <w:r>
-        <w:rPr>
-          <w:sz w:val="19"/>
-          <w:szCs w:val="19"/>
-        </w:rPr>
-        <w:t> </w:t>
-      </w:r>
-      <w:proofErr w:type="gramStart"/>
+        <w:t>[ 그림 </w:t>
+      </w:r>
       <w:r>
         <w:rPr>
           <w:rFonts w:hint="eastAsia"/>
@@ -7408,15 +6733,7 @@
           <w:sz w:val="19"/>
           <w:szCs w:val="19"/>
         </w:rPr>
-        <w:t xml:space="preserve"> ]</w:t>
-      </w:r>
-      <w:proofErr w:type="gramEnd"/>
-      <w:r>
-        <w:rPr>
-          <w:sz w:val="19"/>
-          <w:szCs w:val="19"/>
-        </w:rPr>
-        <w:t xml:space="preserve"> 중요도가 큰 상위 20개 피처들의 상관관계 Heatmap 시각화</w:t>
+        <w:t xml:space="preserve"> ] 중요도가 큰 상위 20개 피처들의 상관관계 Heatmap 시각화</w:t>
       </w:r>
     </w:p>
     <w:p>
@@ -15453,6 +14770,119 @@
     </w:lvl>
   </w:abstractNum>
   <w:abstractNum w:abstractNumId="61" w15:restartNumberingAfterBreak="0">
+    <w:nsid w:val="34F31194"/>
+    <w:multiLevelType w:val="multilevel"/>
+    <w:tmpl w:val="38047D00"/>
+    <w:lvl w:ilvl="0">
+      <w:start w:val="2"/>
+      <w:numFmt w:val="decimal"/>
+      <w:lvlText w:val="%1"/>
+      <w:lvlJc w:val="left"/>
+      <w:pPr>
+        <w:ind w:left="720" w:hanging="720"/>
+      </w:pPr>
+      <w:rPr>
+        <w:rFonts w:hint="default"/>
+      </w:rPr>
+    </w:lvl>
+    <w:lvl w:ilvl="1">
+      <w:start w:val="1"/>
+      <w:numFmt w:val="decimal"/>
+      <w:lvlText w:val="%1.%2"/>
+      <w:lvlJc w:val="left"/>
+      <w:pPr>
+        <w:ind w:left="720" w:hanging="720"/>
+      </w:pPr>
+      <w:rPr>
+        <w:rFonts w:hint="default"/>
+      </w:rPr>
+    </w:lvl>
+    <w:lvl w:ilvl="2">
+      <w:start w:val="1"/>
+      <w:numFmt w:val="decimal"/>
+      <w:lvlText w:val="%1.%2.%3"/>
+      <w:lvlJc w:val="left"/>
+      <w:pPr>
+        <w:ind w:left="720" w:hanging="720"/>
+      </w:pPr>
+      <w:rPr>
+        <w:rFonts w:hint="default"/>
+      </w:rPr>
+    </w:lvl>
+    <w:lvl w:ilvl="3">
+      <w:start w:val="4"/>
+      <w:numFmt w:val="decimal"/>
+      <w:lvlText w:val="%1.%2.%3.%4"/>
+      <w:lvlJc w:val="left"/>
+      <w:pPr>
+        <w:ind w:left="1080" w:hanging="1080"/>
+      </w:pPr>
+      <w:rPr>
+        <w:rFonts w:hint="default"/>
+      </w:rPr>
+    </w:lvl>
+    <w:lvl w:ilvl="4">
+      <w:start w:val="1"/>
+      <w:numFmt w:val="decimal"/>
+      <w:lvlText w:val="%1.%2.%3.%4.%5"/>
+      <w:lvlJc w:val="left"/>
+      <w:pPr>
+        <w:ind w:left="1080" w:hanging="1080"/>
+      </w:pPr>
+      <w:rPr>
+        <w:rFonts w:hint="default"/>
+      </w:rPr>
+    </w:lvl>
+    <w:lvl w:ilvl="5">
+      <w:start w:val="1"/>
+      <w:numFmt w:val="decimal"/>
+      <w:lvlText w:val="%1.%2.%3.%4.%5.%6"/>
+      <w:lvlJc w:val="left"/>
+      <w:pPr>
+        <w:ind w:left="1440" w:hanging="1440"/>
+      </w:pPr>
+      <w:rPr>
+        <w:rFonts w:hint="default"/>
+      </w:rPr>
+    </w:lvl>
+    <w:lvl w:ilvl="6">
+      <w:start w:val="1"/>
+      <w:numFmt w:val="decimal"/>
+      <w:lvlText w:val="%1.%2.%3.%4.%5.%6.%7"/>
+      <w:lvlJc w:val="left"/>
+      <w:pPr>
+        <w:ind w:left="1440" w:hanging="1440"/>
+      </w:pPr>
+      <w:rPr>
+        <w:rFonts w:hint="default"/>
+      </w:rPr>
+    </w:lvl>
+    <w:lvl w:ilvl="7">
+      <w:start w:val="1"/>
+      <w:numFmt w:val="decimal"/>
+      <w:lvlText w:val="%1.%2.%3.%4.%5.%6.%7.%8"/>
+      <w:lvlJc w:val="left"/>
+      <w:pPr>
+        <w:ind w:left="1800" w:hanging="1800"/>
+      </w:pPr>
+      <w:rPr>
+        <w:rFonts w:hint="default"/>
+      </w:rPr>
+    </w:lvl>
+    <w:lvl w:ilvl="8">
+      <w:start w:val="1"/>
+      <w:numFmt w:val="decimal"/>
+      <w:lvlText w:val="%1.%2.%3.%4.%5.%6.%7.%8.%9"/>
+      <w:lvlJc w:val="left"/>
+      <w:pPr>
+        <w:ind w:left="2160" w:hanging="2160"/>
+      </w:pPr>
+      <w:rPr>
+        <w:rFonts w:hint="default"/>
+      </w:rPr>
+    </w:lvl>
+  </w:abstractNum>
+  <w:abstractNum w:abstractNumId="62" w15:restartNumberingAfterBreak="0">
     <w:nsid w:val="368C5179"/>
     <w:multiLevelType w:val="multilevel"/>
     <w:tmpl w:val="9DF0A8C6"/>
@@ -15565,7 +14995,7 @@
       </w:rPr>
     </w:lvl>
   </w:abstractNum>
-  <w:abstractNum w:abstractNumId="62" w15:restartNumberingAfterBreak="0">
+  <w:abstractNum w:abstractNumId="63" w15:restartNumberingAfterBreak="0">
     <w:nsid w:val="37AA2DF6"/>
     <w:multiLevelType w:val="multilevel"/>
     <w:tmpl w:val="090C6C56"/>
@@ -15714,7 +15144,7 @@
       </w:rPr>
     </w:lvl>
   </w:abstractNum>
-  <w:abstractNum w:abstractNumId="63" w15:restartNumberingAfterBreak="0">
+  <w:abstractNum w:abstractNumId="64" w15:restartNumberingAfterBreak="0">
     <w:nsid w:val="38240E05"/>
     <w:multiLevelType w:val="multilevel"/>
     <w:tmpl w:val="34B0D370"/>
@@ -15827,7 +15257,7 @@
       </w:rPr>
     </w:lvl>
   </w:abstractNum>
-  <w:abstractNum w:abstractNumId="64" w15:restartNumberingAfterBreak="0">
+  <w:abstractNum w:abstractNumId="65" w15:restartNumberingAfterBreak="0">
     <w:nsid w:val="38683D5C"/>
     <w:multiLevelType w:val="hybridMultilevel"/>
     <w:tmpl w:val="310E3720"/>
@@ -15940,7 +15370,7 @@
       </w:rPr>
     </w:lvl>
   </w:abstractNum>
-  <w:abstractNum w:abstractNumId="65" w15:restartNumberingAfterBreak="0">
+  <w:abstractNum w:abstractNumId="66" w15:restartNumberingAfterBreak="0">
     <w:nsid w:val="3915144E"/>
     <w:multiLevelType w:val="multilevel"/>
     <w:tmpl w:val="3288DD82"/>
@@ -16053,7 +15483,7 @@
       </w:rPr>
     </w:lvl>
   </w:abstractNum>
-  <w:abstractNum w:abstractNumId="66" w15:restartNumberingAfterBreak="0">
+  <w:abstractNum w:abstractNumId="67" w15:restartNumberingAfterBreak="0">
     <w:nsid w:val="391808C7"/>
     <w:multiLevelType w:val="multilevel"/>
     <w:tmpl w:val="E8FC90B8"/>
@@ -16166,7 +15596,7 @@
       </w:rPr>
     </w:lvl>
   </w:abstractNum>
-  <w:abstractNum w:abstractNumId="67" w15:restartNumberingAfterBreak="0">
+  <w:abstractNum w:abstractNumId="68" w15:restartNumberingAfterBreak="0">
     <w:nsid w:val="39372901"/>
     <w:multiLevelType w:val="hybridMultilevel"/>
     <w:tmpl w:val="AAB2FB56"/>
@@ -16279,7 +15709,7 @@
       </w:rPr>
     </w:lvl>
   </w:abstractNum>
-  <w:abstractNum w:abstractNumId="68" w15:restartNumberingAfterBreak="0">
+  <w:abstractNum w:abstractNumId="69" w15:restartNumberingAfterBreak="0">
     <w:nsid w:val="399D7662"/>
     <w:multiLevelType w:val="multilevel"/>
     <w:tmpl w:val="90A20D30"/>
@@ -16392,7 +15822,7 @@
       </w:rPr>
     </w:lvl>
   </w:abstractNum>
-  <w:abstractNum w:abstractNumId="69" w15:restartNumberingAfterBreak="0">
+  <w:abstractNum w:abstractNumId="70" w15:restartNumberingAfterBreak="0">
     <w:nsid w:val="3C0A0376"/>
     <w:multiLevelType w:val="multilevel"/>
     <w:tmpl w:val="DEC0F2C6"/>
@@ -16541,7 +15971,7 @@
       </w:rPr>
     </w:lvl>
   </w:abstractNum>
-  <w:abstractNum w:abstractNumId="70" w15:restartNumberingAfterBreak="0">
+  <w:abstractNum w:abstractNumId="71" w15:restartNumberingAfterBreak="0">
     <w:nsid w:val="3CE556EA"/>
     <w:multiLevelType w:val="multilevel"/>
     <w:tmpl w:val="47F03AD0"/>
@@ -16690,7 +16120,7 @@
       </w:rPr>
     </w:lvl>
   </w:abstractNum>
-  <w:abstractNum w:abstractNumId="71" w15:restartNumberingAfterBreak="0">
+  <w:abstractNum w:abstractNumId="72" w15:restartNumberingAfterBreak="0">
     <w:nsid w:val="3F3050EF"/>
     <w:multiLevelType w:val="multilevel"/>
     <w:tmpl w:val="6838A7EC"/>
@@ -16803,7 +16233,7 @@
       </w:rPr>
     </w:lvl>
   </w:abstractNum>
-  <w:abstractNum w:abstractNumId="72" w15:restartNumberingAfterBreak="0">
+  <w:abstractNum w:abstractNumId="73" w15:restartNumberingAfterBreak="0">
     <w:nsid w:val="401D51D0"/>
     <w:multiLevelType w:val="multilevel"/>
     <w:tmpl w:val="D7961A5A"/>
@@ -16916,7 +16346,7 @@
       </w:rPr>
     </w:lvl>
   </w:abstractNum>
-  <w:abstractNum w:abstractNumId="73" w15:restartNumberingAfterBreak="0">
+  <w:abstractNum w:abstractNumId="74" w15:restartNumberingAfterBreak="0">
     <w:nsid w:val="41121FAF"/>
     <w:multiLevelType w:val="multilevel"/>
     <w:tmpl w:val="6374B28A"/>
@@ -17065,7 +16495,7 @@
       </w:rPr>
     </w:lvl>
   </w:abstractNum>
-  <w:abstractNum w:abstractNumId="74" w15:restartNumberingAfterBreak="0">
+  <w:abstractNum w:abstractNumId="75" w15:restartNumberingAfterBreak="0">
     <w:nsid w:val="413F3EA8"/>
     <w:multiLevelType w:val="multilevel"/>
     <w:tmpl w:val="E112F48E"/>
@@ -17178,7 +16608,7 @@
       </w:rPr>
     </w:lvl>
   </w:abstractNum>
-  <w:abstractNum w:abstractNumId="75" w15:restartNumberingAfterBreak="0">
+  <w:abstractNum w:abstractNumId="76" w15:restartNumberingAfterBreak="0">
     <w:nsid w:val="43542434"/>
     <w:multiLevelType w:val="multilevel"/>
     <w:tmpl w:val="335E0E28"/>
@@ -17327,7 +16757,7 @@
       </w:rPr>
     </w:lvl>
   </w:abstractNum>
-  <w:abstractNum w:abstractNumId="76" w15:restartNumberingAfterBreak="0">
+  <w:abstractNum w:abstractNumId="77" w15:restartNumberingAfterBreak="0">
     <w:nsid w:val="436651CF"/>
     <w:multiLevelType w:val="multilevel"/>
     <w:tmpl w:val="9B48A14C"/>
@@ -17440,7 +16870,7 @@
       </w:rPr>
     </w:lvl>
   </w:abstractNum>
-  <w:abstractNum w:abstractNumId="77" w15:restartNumberingAfterBreak="0">
+  <w:abstractNum w:abstractNumId="78" w15:restartNumberingAfterBreak="0">
     <w:nsid w:val="44745403"/>
     <w:multiLevelType w:val="multilevel"/>
     <w:tmpl w:val="A014CCB4"/>
@@ -17589,7 +17019,7 @@
       </w:rPr>
     </w:lvl>
   </w:abstractNum>
-  <w:abstractNum w:abstractNumId="78" w15:restartNumberingAfterBreak="0">
+  <w:abstractNum w:abstractNumId="79" w15:restartNumberingAfterBreak="0">
     <w:nsid w:val="45DE24B0"/>
     <w:multiLevelType w:val="multilevel"/>
     <w:tmpl w:val="45FC22E8"/>
@@ -17738,7 +17168,7 @@
       </w:rPr>
     </w:lvl>
   </w:abstractNum>
-  <w:abstractNum w:abstractNumId="79" w15:restartNumberingAfterBreak="0">
+  <w:abstractNum w:abstractNumId="80" w15:restartNumberingAfterBreak="0">
     <w:nsid w:val="467F320F"/>
     <w:multiLevelType w:val="multilevel"/>
     <w:tmpl w:val="5CFA59FC"/>
@@ -17851,7 +17281,7 @@
       </w:pPr>
     </w:lvl>
   </w:abstractNum>
-  <w:abstractNum w:abstractNumId="80" w15:restartNumberingAfterBreak="0">
+  <w:abstractNum w:abstractNumId="81" w15:restartNumberingAfterBreak="0">
     <w:nsid w:val="46F27393"/>
     <w:multiLevelType w:val="multilevel"/>
     <w:tmpl w:val="3E26C156"/>
@@ -18000,7 +17430,7 @@
       </w:rPr>
     </w:lvl>
   </w:abstractNum>
-  <w:abstractNum w:abstractNumId="81" w15:restartNumberingAfterBreak="0">
+  <w:abstractNum w:abstractNumId="82" w15:restartNumberingAfterBreak="0">
     <w:nsid w:val="495464D1"/>
     <w:multiLevelType w:val="multilevel"/>
     <w:tmpl w:val="0A5E022A"/>
@@ -18113,7 +17543,7 @@
       </w:rPr>
     </w:lvl>
   </w:abstractNum>
-  <w:abstractNum w:abstractNumId="82" w15:restartNumberingAfterBreak="0">
+  <w:abstractNum w:abstractNumId="83" w15:restartNumberingAfterBreak="0">
     <w:nsid w:val="49B264F0"/>
     <w:multiLevelType w:val="multilevel"/>
     <w:tmpl w:val="2BD056B2"/>
@@ -18227,7 +17657,7 @@
       </w:rPr>
     </w:lvl>
   </w:abstractNum>
-  <w:abstractNum w:abstractNumId="83" w15:restartNumberingAfterBreak="0">
+  <w:abstractNum w:abstractNumId="84" w15:restartNumberingAfterBreak="0">
     <w:nsid w:val="4D807936"/>
     <w:multiLevelType w:val="multilevel"/>
     <w:tmpl w:val="A5C4D564"/>
@@ -18376,7 +17806,7 @@
       </w:rPr>
     </w:lvl>
   </w:abstractNum>
-  <w:abstractNum w:abstractNumId="84" w15:restartNumberingAfterBreak="0">
+  <w:abstractNum w:abstractNumId="85" w15:restartNumberingAfterBreak="0">
     <w:nsid w:val="4D975AF0"/>
     <w:multiLevelType w:val="multilevel"/>
     <w:tmpl w:val="D59AF4E0"/>
@@ -18525,7 +17955,7 @@
       </w:rPr>
     </w:lvl>
   </w:abstractNum>
-  <w:abstractNum w:abstractNumId="85" w15:restartNumberingAfterBreak="0">
+  <w:abstractNum w:abstractNumId="86" w15:restartNumberingAfterBreak="0">
     <w:nsid w:val="4DAD1AB9"/>
     <w:multiLevelType w:val="multilevel"/>
     <w:tmpl w:val="D1821B6E"/>
@@ -18674,7 +18104,7 @@
       </w:rPr>
     </w:lvl>
   </w:abstractNum>
-  <w:abstractNum w:abstractNumId="86" w15:restartNumberingAfterBreak="0">
+  <w:abstractNum w:abstractNumId="87" w15:restartNumberingAfterBreak="0">
     <w:nsid w:val="4E7A6A88"/>
     <w:multiLevelType w:val="multilevel"/>
     <w:tmpl w:val="75F4B05E"/>
@@ -18823,7 +18253,7 @@
       </w:rPr>
     </w:lvl>
   </w:abstractNum>
-  <w:abstractNum w:abstractNumId="87" w15:restartNumberingAfterBreak="0">
+  <w:abstractNum w:abstractNumId="88" w15:restartNumberingAfterBreak="0">
     <w:nsid w:val="4E7F1D37"/>
     <w:multiLevelType w:val="multilevel"/>
     <w:tmpl w:val="22264CC4"/>
@@ -18936,7 +18366,7 @@
       </w:rPr>
     </w:lvl>
   </w:abstractNum>
-  <w:abstractNum w:abstractNumId="88" w15:restartNumberingAfterBreak="0">
+  <w:abstractNum w:abstractNumId="89" w15:restartNumberingAfterBreak="0">
     <w:nsid w:val="4E8E5506"/>
     <w:multiLevelType w:val="multilevel"/>
     <w:tmpl w:val="1E54DB86"/>
@@ -19049,7 +18479,7 @@
       </w:rPr>
     </w:lvl>
   </w:abstractNum>
-  <w:abstractNum w:abstractNumId="89" w15:restartNumberingAfterBreak="0">
+  <w:abstractNum w:abstractNumId="90" w15:restartNumberingAfterBreak="0">
     <w:nsid w:val="4EE57BA7"/>
     <w:multiLevelType w:val="multilevel"/>
     <w:tmpl w:val="F2F4200C"/>
@@ -19198,7 +18628,7 @@
       </w:rPr>
     </w:lvl>
   </w:abstractNum>
-  <w:abstractNum w:abstractNumId="90" w15:restartNumberingAfterBreak="0">
+  <w:abstractNum w:abstractNumId="91" w15:restartNumberingAfterBreak="0">
     <w:nsid w:val="4FD97F34"/>
     <w:multiLevelType w:val="multilevel"/>
     <w:tmpl w:val="94C251B0"/>
@@ -19311,7 +18741,7 @@
       </w:rPr>
     </w:lvl>
   </w:abstractNum>
-  <w:abstractNum w:abstractNumId="91" w15:restartNumberingAfterBreak="0">
+  <w:abstractNum w:abstractNumId="92" w15:restartNumberingAfterBreak="0">
     <w:nsid w:val="4FF000AE"/>
     <w:multiLevelType w:val="multilevel"/>
     <w:tmpl w:val="8246172E"/>
@@ -19424,7 +18854,7 @@
       </w:rPr>
     </w:lvl>
   </w:abstractNum>
-  <w:abstractNum w:abstractNumId="92" w15:restartNumberingAfterBreak="0">
+  <w:abstractNum w:abstractNumId="93" w15:restartNumberingAfterBreak="0">
     <w:nsid w:val="50F51873"/>
     <w:multiLevelType w:val="multilevel"/>
     <w:tmpl w:val="34EA4FEC"/>
@@ -19537,7 +18967,7 @@
       </w:rPr>
     </w:lvl>
   </w:abstractNum>
-  <w:abstractNum w:abstractNumId="93" w15:restartNumberingAfterBreak="0">
+  <w:abstractNum w:abstractNumId="94" w15:restartNumberingAfterBreak="0">
     <w:nsid w:val="51060D89"/>
     <w:multiLevelType w:val="hybridMultilevel"/>
     <w:tmpl w:val="AC84D342"/>
@@ -19649,7 +19079,7 @@
       </w:rPr>
     </w:lvl>
   </w:abstractNum>
-  <w:abstractNum w:abstractNumId="94" w15:restartNumberingAfterBreak="0">
+  <w:abstractNum w:abstractNumId="95" w15:restartNumberingAfterBreak="0">
     <w:nsid w:val="51A44521"/>
     <w:multiLevelType w:val="multilevel"/>
     <w:tmpl w:val="A0A089E4"/>
@@ -19798,7 +19228,7 @@
       </w:rPr>
     </w:lvl>
   </w:abstractNum>
-  <w:abstractNum w:abstractNumId="95" w15:restartNumberingAfterBreak="0">
+  <w:abstractNum w:abstractNumId="96" w15:restartNumberingAfterBreak="0">
     <w:nsid w:val="52427267"/>
     <w:multiLevelType w:val="multilevel"/>
     <w:tmpl w:val="5628B8B6"/>
@@ -19911,7 +19341,7 @@
       </w:pPr>
     </w:lvl>
   </w:abstractNum>
-  <w:abstractNum w:abstractNumId="96" w15:restartNumberingAfterBreak="0">
+  <w:abstractNum w:abstractNumId="97" w15:restartNumberingAfterBreak="0">
     <w:nsid w:val="54C6743F"/>
     <w:multiLevelType w:val="multilevel"/>
     <w:tmpl w:val="D62E4EB8"/>
@@ -20060,7 +19490,7 @@
       </w:rPr>
     </w:lvl>
   </w:abstractNum>
-  <w:abstractNum w:abstractNumId="97" w15:restartNumberingAfterBreak="0">
+  <w:abstractNum w:abstractNumId="98" w15:restartNumberingAfterBreak="0">
     <w:nsid w:val="54FF1026"/>
     <w:multiLevelType w:val="multilevel"/>
     <w:tmpl w:val="8F427BBC"/>
@@ -20173,7 +19603,7 @@
       </w:rPr>
     </w:lvl>
   </w:abstractNum>
-  <w:abstractNum w:abstractNumId="98" w15:restartNumberingAfterBreak="0">
+  <w:abstractNum w:abstractNumId="99" w15:restartNumberingAfterBreak="0">
     <w:nsid w:val="555A2BEC"/>
     <w:multiLevelType w:val="multilevel"/>
     <w:tmpl w:val="8722B004"/>
@@ -20322,7 +19752,7 @@
       </w:rPr>
     </w:lvl>
   </w:abstractNum>
-  <w:abstractNum w:abstractNumId="99" w15:restartNumberingAfterBreak="0">
+  <w:abstractNum w:abstractNumId="100" w15:restartNumberingAfterBreak="0">
     <w:nsid w:val="567A4963"/>
     <w:multiLevelType w:val="multilevel"/>
     <w:tmpl w:val="3D344BCE"/>
@@ -20435,7 +19865,7 @@
       </w:rPr>
     </w:lvl>
   </w:abstractNum>
-  <w:abstractNum w:abstractNumId="100" w15:restartNumberingAfterBreak="0">
+  <w:abstractNum w:abstractNumId="101" w15:restartNumberingAfterBreak="0">
     <w:nsid w:val="586C65EF"/>
     <w:multiLevelType w:val="multilevel"/>
     <w:tmpl w:val="9016276E"/>
@@ -20548,7 +19978,7 @@
       </w:rPr>
     </w:lvl>
   </w:abstractNum>
-  <w:abstractNum w:abstractNumId="101" w15:restartNumberingAfterBreak="0">
+  <w:abstractNum w:abstractNumId="102" w15:restartNumberingAfterBreak="0">
     <w:nsid w:val="593B6BA6"/>
     <w:multiLevelType w:val="hybridMultilevel"/>
     <w:tmpl w:val="3D3CA218"/>
@@ -20634,7 +20064,7 @@
       </w:pPr>
     </w:lvl>
   </w:abstractNum>
-  <w:abstractNum w:abstractNumId="102" w15:restartNumberingAfterBreak="0">
+  <w:abstractNum w:abstractNumId="103" w15:restartNumberingAfterBreak="0">
     <w:nsid w:val="5963012A"/>
     <w:multiLevelType w:val="multilevel"/>
     <w:tmpl w:val="D0A63098"/>
@@ -20747,7 +20177,7 @@
       </w:rPr>
     </w:lvl>
   </w:abstractNum>
-  <w:abstractNum w:abstractNumId="103" w15:restartNumberingAfterBreak="0">
+  <w:abstractNum w:abstractNumId="104" w15:restartNumberingAfterBreak="0">
     <w:nsid w:val="5B5A46A8"/>
     <w:multiLevelType w:val="multilevel"/>
     <w:tmpl w:val="A796B18A"/>
@@ -20860,7 +20290,7 @@
       </w:rPr>
     </w:lvl>
   </w:abstractNum>
-  <w:abstractNum w:abstractNumId="104" w15:restartNumberingAfterBreak="0">
+  <w:abstractNum w:abstractNumId="105" w15:restartNumberingAfterBreak="0">
     <w:nsid w:val="5BD37B81"/>
     <w:multiLevelType w:val="multilevel"/>
     <w:tmpl w:val="BAD85EAE"/>
@@ -20973,7 +20403,7 @@
       </w:rPr>
     </w:lvl>
   </w:abstractNum>
-  <w:abstractNum w:abstractNumId="105" w15:restartNumberingAfterBreak="0">
+  <w:abstractNum w:abstractNumId="106" w15:restartNumberingAfterBreak="0">
     <w:nsid w:val="5CF446BB"/>
     <w:multiLevelType w:val="multilevel"/>
     <w:tmpl w:val="90D6D886"/>
@@ -21086,7 +20516,7 @@
       </w:rPr>
     </w:lvl>
   </w:abstractNum>
-  <w:abstractNum w:abstractNumId="106" w15:restartNumberingAfterBreak="0">
+  <w:abstractNum w:abstractNumId="107" w15:restartNumberingAfterBreak="0">
     <w:nsid w:val="5DEB5CBF"/>
     <w:multiLevelType w:val="multilevel"/>
     <w:tmpl w:val="BDF0362A"/>
@@ -21199,7 +20629,7 @@
       </w:rPr>
     </w:lvl>
   </w:abstractNum>
-  <w:abstractNum w:abstractNumId="107" w15:restartNumberingAfterBreak="0">
+  <w:abstractNum w:abstractNumId="108" w15:restartNumberingAfterBreak="0">
     <w:nsid w:val="5E9C5954"/>
     <w:multiLevelType w:val="multilevel"/>
     <w:tmpl w:val="63EA93D2"/>
@@ -21348,7 +20778,7 @@
       </w:rPr>
     </w:lvl>
   </w:abstractNum>
-  <w:abstractNum w:abstractNumId="108" w15:restartNumberingAfterBreak="0">
+  <w:abstractNum w:abstractNumId="109" w15:restartNumberingAfterBreak="0">
     <w:nsid w:val="5F95110F"/>
     <w:multiLevelType w:val="multilevel"/>
     <w:tmpl w:val="5A34D3D4"/>
@@ -21497,7 +20927,7 @@
       </w:rPr>
     </w:lvl>
   </w:abstractNum>
-  <w:abstractNum w:abstractNumId="109" w15:restartNumberingAfterBreak="0">
+  <w:abstractNum w:abstractNumId="110" w15:restartNumberingAfterBreak="0">
     <w:nsid w:val="60A32288"/>
     <w:multiLevelType w:val="hybridMultilevel"/>
     <w:tmpl w:val="122A53A6"/>
@@ -21610,7 +21040,7 @@
       </w:rPr>
     </w:lvl>
   </w:abstractNum>
-  <w:abstractNum w:abstractNumId="110" w15:restartNumberingAfterBreak="0">
+  <w:abstractNum w:abstractNumId="111" w15:restartNumberingAfterBreak="0">
     <w:nsid w:val="62B05314"/>
     <w:multiLevelType w:val="multilevel"/>
     <w:tmpl w:val="CF6E4054"/>
@@ -21723,7 +21153,7 @@
       </w:rPr>
     </w:lvl>
   </w:abstractNum>
-  <w:abstractNum w:abstractNumId="111" w15:restartNumberingAfterBreak="0">
+  <w:abstractNum w:abstractNumId="112" w15:restartNumberingAfterBreak="0">
     <w:nsid w:val="62D0171C"/>
     <w:multiLevelType w:val="multilevel"/>
     <w:tmpl w:val="90A6A460"/>
@@ -21836,7 +21266,7 @@
       </w:pPr>
     </w:lvl>
   </w:abstractNum>
-  <w:abstractNum w:abstractNumId="112" w15:restartNumberingAfterBreak="0">
+  <w:abstractNum w:abstractNumId="113" w15:restartNumberingAfterBreak="0">
     <w:nsid w:val="654A03F1"/>
     <w:multiLevelType w:val="multilevel"/>
     <w:tmpl w:val="D674BC9E"/>
@@ -21985,7 +21415,7 @@
       </w:rPr>
     </w:lvl>
   </w:abstractNum>
-  <w:abstractNum w:abstractNumId="113" w15:restartNumberingAfterBreak="0">
+  <w:abstractNum w:abstractNumId="114" w15:restartNumberingAfterBreak="0">
     <w:nsid w:val="66F87DF9"/>
     <w:multiLevelType w:val="hybridMultilevel"/>
     <w:tmpl w:val="57E09204"/>
@@ -22075,7 +21505,7 @@
       </w:pPr>
     </w:lvl>
   </w:abstractNum>
-  <w:abstractNum w:abstractNumId="114" w15:restartNumberingAfterBreak="0">
+  <w:abstractNum w:abstractNumId="115" w15:restartNumberingAfterBreak="0">
     <w:nsid w:val="673F264F"/>
     <w:multiLevelType w:val="multilevel"/>
     <w:tmpl w:val="D9E83D62"/>
@@ -22188,7 +21618,7 @@
       </w:rPr>
     </w:lvl>
   </w:abstractNum>
-  <w:abstractNum w:abstractNumId="115" w15:restartNumberingAfterBreak="0">
+  <w:abstractNum w:abstractNumId="116" w15:restartNumberingAfterBreak="0">
     <w:nsid w:val="680131B0"/>
     <w:multiLevelType w:val="hybridMultilevel"/>
     <w:tmpl w:val="ABEE4094"/>
@@ -22301,7 +21731,7 @@
       </w:rPr>
     </w:lvl>
   </w:abstractNum>
-  <w:abstractNum w:abstractNumId="116" w15:restartNumberingAfterBreak="0">
+  <w:abstractNum w:abstractNumId="117" w15:restartNumberingAfterBreak="0">
     <w:nsid w:val="685C6EC4"/>
     <w:multiLevelType w:val="multilevel"/>
     <w:tmpl w:val="5EFC519A"/>
@@ -22414,7 +21844,7 @@
       </w:rPr>
     </w:lvl>
   </w:abstractNum>
-  <w:abstractNum w:abstractNumId="117" w15:restartNumberingAfterBreak="0">
+  <w:abstractNum w:abstractNumId="118" w15:restartNumberingAfterBreak="0">
     <w:nsid w:val="6A685EBC"/>
     <w:multiLevelType w:val="multilevel"/>
     <w:tmpl w:val="41027DCA"/>
@@ -22563,7 +21993,7 @@
       </w:rPr>
     </w:lvl>
   </w:abstractNum>
-  <w:abstractNum w:abstractNumId="118" w15:restartNumberingAfterBreak="0">
+  <w:abstractNum w:abstractNumId="119" w15:restartNumberingAfterBreak="0">
     <w:nsid w:val="6A9E6FDC"/>
     <w:multiLevelType w:val="multilevel"/>
     <w:tmpl w:val="1E6EB6C2"/>
@@ -22676,7 +22106,7 @@
       </w:pPr>
     </w:lvl>
   </w:abstractNum>
-  <w:abstractNum w:abstractNumId="119" w15:restartNumberingAfterBreak="0">
+  <w:abstractNum w:abstractNumId="120" w15:restartNumberingAfterBreak="0">
     <w:nsid w:val="6B04393E"/>
     <w:multiLevelType w:val="multilevel"/>
     <w:tmpl w:val="77626656"/>
@@ -22789,7 +22219,7 @@
       </w:pPr>
     </w:lvl>
   </w:abstractNum>
-  <w:abstractNum w:abstractNumId="120" w15:restartNumberingAfterBreak="0">
+  <w:abstractNum w:abstractNumId="121" w15:restartNumberingAfterBreak="0">
     <w:nsid w:val="6B851B69"/>
     <w:multiLevelType w:val="multilevel"/>
     <w:tmpl w:val="8C90F9EE"/>
@@ -22902,7 +22332,7 @@
       </w:rPr>
     </w:lvl>
   </w:abstractNum>
-  <w:abstractNum w:abstractNumId="121" w15:restartNumberingAfterBreak="0">
+  <w:abstractNum w:abstractNumId="122" w15:restartNumberingAfterBreak="0">
     <w:nsid w:val="6CBC3B0E"/>
     <w:multiLevelType w:val="multilevel"/>
     <w:tmpl w:val="AC166028"/>
@@ -23051,7 +22481,7 @@
       </w:rPr>
     </w:lvl>
   </w:abstractNum>
-  <w:abstractNum w:abstractNumId="122" w15:restartNumberingAfterBreak="0">
+  <w:abstractNum w:abstractNumId="123" w15:restartNumberingAfterBreak="0">
     <w:nsid w:val="6CD97FF1"/>
     <w:multiLevelType w:val="multilevel"/>
     <w:tmpl w:val="28ACA31A"/>
@@ -23164,7 +22594,7 @@
       </w:rPr>
     </w:lvl>
   </w:abstractNum>
-  <w:abstractNum w:abstractNumId="123" w15:restartNumberingAfterBreak="0">
+  <w:abstractNum w:abstractNumId="124" w15:restartNumberingAfterBreak="0">
     <w:nsid w:val="6CFA070B"/>
     <w:multiLevelType w:val="multilevel"/>
     <w:tmpl w:val="AC90B858"/>
@@ -23277,7 +22707,7 @@
       </w:rPr>
     </w:lvl>
   </w:abstractNum>
-  <w:abstractNum w:abstractNumId="124" w15:restartNumberingAfterBreak="0">
+  <w:abstractNum w:abstractNumId="125" w15:restartNumberingAfterBreak="0">
     <w:nsid w:val="70577755"/>
     <w:multiLevelType w:val="hybridMultilevel"/>
     <w:tmpl w:val="8ADC9DC0"/>
@@ -23389,7 +22819,7 @@
       </w:rPr>
     </w:lvl>
   </w:abstractNum>
-  <w:abstractNum w:abstractNumId="125" w15:restartNumberingAfterBreak="0">
+  <w:abstractNum w:abstractNumId="126" w15:restartNumberingAfterBreak="0">
     <w:nsid w:val="70901A33"/>
     <w:multiLevelType w:val="multilevel"/>
     <w:tmpl w:val="F8848BEC"/>
@@ -23502,7 +22932,7 @@
       </w:rPr>
     </w:lvl>
   </w:abstractNum>
-  <w:abstractNum w:abstractNumId="126" w15:restartNumberingAfterBreak="0">
+  <w:abstractNum w:abstractNumId="127" w15:restartNumberingAfterBreak="0">
     <w:nsid w:val="71692344"/>
     <w:multiLevelType w:val="multilevel"/>
     <w:tmpl w:val="56E03474"/>
@@ -23615,7 +23045,7 @@
       </w:rPr>
     </w:lvl>
   </w:abstractNum>
-  <w:abstractNum w:abstractNumId="127" w15:restartNumberingAfterBreak="0">
+  <w:abstractNum w:abstractNumId="128" w15:restartNumberingAfterBreak="0">
     <w:nsid w:val="718C482D"/>
     <w:multiLevelType w:val="multilevel"/>
     <w:tmpl w:val="6488286A"/>
@@ -23764,7 +23194,7 @@
       </w:rPr>
     </w:lvl>
   </w:abstractNum>
-  <w:abstractNum w:abstractNumId="128" w15:restartNumberingAfterBreak="0">
+  <w:abstractNum w:abstractNumId="129" w15:restartNumberingAfterBreak="0">
     <w:nsid w:val="72200501"/>
     <w:multiLevelType w:val="hybridMultilevel"/>
     <w:tmpl w:val="BC4C4BCE"/>
@@ -23877,7 +23307,7 @@
       </w:rPr>
     </w:lvl>
   </w:abstractNum>
-  <w:abstractNum w:abstractNumId="129" w15:restartNumberingAfterBreak="0">
+  <w:abstractNum w:abstractNumId="130" w15:restartNumberingAfterBreak="0">
     <w:nsid w:val="73BA64AF"/>
     <w:multiLevelType w:val="multilevel"/>
     <w:tmpl w:val="A0F0B998"/>
@@ -24026,7 +23456,7 @@
       </w:rPr>
     </w:lvl>
   </w:abstractNum>
-  <w:abstractNum w:abstractNumId="130" w15:restartNumberingAfterBreak="0">
+  <w:abstractNum w:abstractNumId="131" w15:restartNumberingAfterBreak="0">
     <w:nsid w:val="75202CF7"/>
     <w:multiLevelType w:val="multilevel"/>
     <w:tmpl w:val="99AABC92"/>
@@ -24139,7 +23569,7 @@
       </w:rPr>
     </w:lvl>
   </w:abstractNum>
-  <w:abstractNum w:abstractNumId="131" w15:restartNumberingAfterBreak="0">
+  <w:abstractNum w:abstractNumId="132" w15:restartNumberingAfterBreak="0">
     <w:nsid w:val="775D7B93"/>
     <w:multiLevelType w:val="multilevel"/>
     <w:tmpl w:val="3162ED66"/>
@@ -24252,7 +23682,7 @@
       </w:pPr>
     </w:lvl>
   </w:abstractNum>
-  <w:abstractNum w:abstractNumId="132" w15:restartNumberingAfterBreak="0">
+  <w:abstractNum w:abstractNumId="133" w15:restartNumberingAfterBreak="0">
     <w:nsid w:val="7844194F"/>
     <w:multiLevelType w:val="multilevel"/>
     <w:tmpl w:val="24C86E5A"/>
@@ -24365,7 +23795,7 @@
       </w:rPr>
     </w:lvl>
   </w:abstractNum>
-  <w:abstractNum w:abstractNumId="133" w15:restartNumberingAfterBreak="0">
+  <w:abstractNum w:abstractNumId="134" w15:restartNumberingAfterBreak="0">
     <w:nsid w:val="79022659"/>
     <w:multiLevelType w:val="multilevel"/>
     <w:tmpl w:val="B2C26950"/>
@@ -24478,7 +23908,7 @@
       </w:rPr>
     </w:lvl>
   </w:abstractNum>
-  <w:abstractNum w:abstractNumId="134" w15:restartNumberingAfterBreak="0">
+  <w:abstractNum w:abstractNumId="135" w15:restartNumberingAfterBreak="0">
     <w:nsid w:val="79F6279B"/>
     <w:multiLevelType w:val="multilevel"/>
     <w:tmpl w:val="3742551C"/>
@@ -24627,7 +24057,7 @@
       </w:rPr>
     </w:lvl>
   </w:abstractNum>
-  <w:abstractNum w:abstractNumId="135" w15:restartNumberingAfterBreak="0">
+  <w:abstractNum w:abstractNumId="136" w15:restartNumberingAfterBreak="0">
     <w:nsid w:val="7A821BC5"/>
     <w:multiLevelType w:val="hybridMultilevel"/>
     <w:tmpl w:val="552601EA"/>
@@ -24739,7 +24169,7 @@
       </w:rPr>
     </w:lvl>
   </w:abstractNum>
-  <w:abstractNum w:abstractNumId="136" w15:restartNumberingAfterBreak="0">
+  <w:abstractNum w:abstractNumId="137" w15:restartNumberingAfterBreak="0">
     <w:nsid w:val="7AD22C90"/>
     <w:multiLevelType w:val="multilevel"/>
     <w:tmpl w:val="9FDAE8FE"/>
@@ -24852,7 +24282,7 @@
       </w:rPr>
     </w:lvl>
   </w:abstractNum>
-  <w:abstractNum w:abstractNumId="137" w15:restartNumberingAfterBreak="0">
+  <w:abstractNum w:abstractNumId="138" w15:restartNumberingAfterBreak="0">
     <w:nsid w:val="7CCF70B7"/>
     <w:multiLevelType w:val="multilevel"/>
     <w:tmpl w:val="BA3AC800"/>
@@ -25001,7 +24431,7 @@
       </w:rPr>
     </w:lvl>
   </w:abstractNum>
-  <w:abstractNum w:abstractNumId="138" w15:restartNumberingAfterBreak="0">
+  <w:abstractNum w:abstractNumId="139" w15:restartNumberingAfterBreak="0">
     <w:nsid w:val="7CFC11FD"/>
     <w:multiLevelType w:val="multilevel"/>
     <w:tmpl w:val="734A7A10"/>
@@ -25114,7 +24544,7 @@
       </w:rPr>
     </w:lvl>
   </w:abstractNum>
-  <w:abstractNum w:abstractNumId="139" w15:restartNumberingAfterBreak="0">
+  <w:abstractNum w:abstractNumId="140" w15:restartNumberingAfterBreak="0">
     <w:nsid w:val="7CFF0A0D"/>
     <w:multiLevelType w:val="multilevel"/>
     <w:tmpl w:val="AB2AE60E"/>
@@ -25263,7 +24693,7 @@
       </w:rPr>
     </w:lvl>
   </w:abstractNum>
-  <w:abstractNum w:abstractNumId="140" w15:restartNumberingAfterBreak="0">
+  <w:abstractNum w:abstractNumId="141" w15:restartNumberingAfterBreak="0">
     <w:nsid w:val="7EA14104"/>
     <w:multiLevelType w:val="multilevel"/>
     <w:tmpl w:val="0712B200"/>
@@ -25386,13 +24816,13 @@
     <w:abstractNumId w:val="34"/>
   </w:num>
   <w:num w:numId="4" w16cid:durableId="1149781692">
-    <w:abstractNumId w:val="90"/>
+    <w:abstractNumId w:val="91"/>
   </w:num>
   <w:num w:numId="5" w16cid:durableId="498152588">
     <w:abstractNumId w:val="22"/>
   </w:num>
   <w:num w:numId="6" w16cid:durableId="479536527">
-    <w:abstractNumId w:val="126"/>
+    <w:abstractNumId w:val="127"/>
   </w:num>
   <w:num w:numId="7" w16cid:durableId="64492007">
     <w:abstractNumId w:val="41"/>
@@ -25401,28 +24831,28 @@
     <w:abstractNumId w:val="49"/>
   </w:num>
   <w:num w:numId="9" w16cid:durableId="1091776408">
-    <w:abstractNumId w:val="91"/>
+    <w:abstractNumId w:val="92"/>
   </w:num>
   <w:num w:numId="10" w16cid:durableId="386269952">
-    <w:abstractNumId w:val="99"/>
+    <w:abstractNumId w:val="100"/>
   </w:num>
   <w:num w:numId="11" w16cid:durableId="312176245">
-    <w:abstractNumId w:val="136"/>
+    <w:abstractNumId w:val="137"/>
   </w:num>
   <w:num w:numId="12" w16cid:durableId="352921343">
-    <w:abstractNumId w:val="132"/>
+    <w:abstractNumId w:val="133"/>
   </w:num>
   <w:num w:numId="13" w16cid:durableId="1924994493">
     <w:abstractNumId w:val="23"/>
   </w:num>
   <w:num w:numId="14" w16cid:durableId="1052076427">
-    <w:abstractNumId w:val="88"/>
+    <w:abstractNumId w:val="89"/>
   </w:num>
   <w:num w:numId="15" w16cid:durableId="480586572">
     <w:abstractNumId w:val="15"/>
   </w:num>
   <w:num w:numId="16" w16cid:durableId="38943617">
-    <w:abstractNumId w:val="116"/>
+    <w:abstractNumId w:val="117"/>
   </w:num>
   <w:num w:numId="17" w16cid:durableId="1035037385">
     <w:abstractNumId w:val="16"/>
@@ -25434,28 +24864,28 @@
     <w:abstractNumId w:val="40"/>
   </w:num>
   <w:num w:numId="20" w16cid:durableId="1747190048">
-    <w:abstractNumId w:val="82"/>
+    <w:abstractNumId w:val="83"/>
   </w:num>
   <w:num w:numId="21" w16cid:durableId="878317146">
-    <w:abstractNumId w:val="66"/>
+    <w:abstractNumId w:val="67"/>
   </w:num>
   <w:num w:numId="22" w16cid:durableId="1575124901">
-    <w:abstractNumId w:val="68"/>
+    <w:abstractNumId w:val="69"/>
   </w:num>
   <w:num w:numId="23" w16cid:durableId="1404259258">
     <w:abstractNumId w:val="5"/>
   </w:num>
   <w:num w:numId="24" w16cid:durableId="153692972">
-    <w:abstractNumId w:val="92"/>
+    <w:abstractNumId w:val="93"/>
   </w:num>
   <w:num w:numId="25" w16cid:durableId="1313827662">
     <w:abstractNumId w:val="3"/>
   </w:num>
   <w:num w:numId="26" w16cid:durableId="302348398">
-    <w:abstractNumId w:val="122"/>
+    <w:abstractNumId w:val="123"/>
   </w:num>
   <w:num w:numId="27" w16cid:durableId="628441322">
-    <w:abstractNumId w:val="87"/>
+    <w:abstractNumId w:val="88"/>
   </w:num>
   <w:num w:numId="28" w16cid:durableId="1275134876">
     <w:abstractNumId w:val="18"/>
@@ -25467,25 +24897,25 @@
     <w:abstractNumId w:val="43"/>
   </w:num>
   <w:num w:numId="31" w16cid:durableId="455610537">
-    <w:abstractNumId w:val="140"/>
+    <w:abstractNumId w:val="141"/>
   </w:num>
   <w:num w:numId="32" w16cid:durableId="848376609">
+    <w:abstractNumId w:val="107"/>
+  </w:num>
+  <w:num w:numId="33" w16cid:durableId="2093551780">
+    <w:abstractNumId w:val="98"/>
+  </w:num>
+  <w:num w:numId="34" w16cid:durableId="1654094204">
     <w:abstractNumId w:val="106"/>
   </w:num>
-  <w:num w:numId="33" w16cid:durableId="2093551780">
-    <w:abstractNumId w:val="97"/>
-  </w:num>
-  <w:num w:numId="34" w16cid:durableId="1654094204">
-    <w:abstractNumId w:val="105"/>
-  </w:num>
   <w:num w:numId="35" w16cid:durableId="1910921744">
-    <w:abstractNumId w:val="63"/>
+    <w:abstractNumId w:val="64"/>
   </w:num>
   <w:num w:numId="36" w16cid:durableId="891387528">
-    <w:abstractNumId w:val="102"/>
+    <w:abstractNumId w:val="103"/>
   </w:num>
   <w:num w:numId="37" w16cid:durableId="293607281">
-    <w:abstractNumId w:val="133"/>
+    <w:abstractNumId w:val="134"/>
   </w:num>
   <w:num w:numId="38" w16cid:durableId="2119332088">
     <w:abstractNumId w:val="4"/>
@@ -25494,31 +24924,31 @@
     <w:abstractNumId w:val="0"/>
   </w:num>
   <w:num w:numId="40" w16cid:durableId="52891646">
-    <w:abstractNumId w:val="114"/>
+    <w:abstractNumId w:val="115"/>
   </w:num>
   <w:num w:numId="41" w16cid:durableId="216471908">
-    <w:abstractNumId w:val="104"/>
+    <w:abstractNumId w:val="105"/>
   </w:num>
   <w:num w:numId="42" w16cid:durableId="393310601">
-    <w:abstractNumId w:val="120"/>
+    <w:abstractNumId w:val="121"/>
   </w:num>
   <w:num w:numId="43" w16cid:durableId="1653362526">
-    <w:abstractNumId w:val="110"/>
+    <w:abstractNumId w:val="111"/>
   </w:num>
   <w:num w:numId="44" w16cid:durableId="336690906">
     <w:abstractNumId w:val="30"/>
   </w:num>
   <w:num w:numId="45" w16cid:durableId="1011879511">
-    <w:abstractNumId w:val="103"/>
+    <w:abstractNumId w:val="104"/>
   </w:num>
   <w:num w:numId="46" w16cid:durableId="1570456072">
-    <w:abstractNumId w:val="71"/>
+    <w:abstractNumId w:val="72"/>
   </w:num>
   <w:num w:numId="47" w16cid:durableId="1956979166">
     <w:abstractNumId w:val="36"/>
   </w:num>
   <w:num w:numId="48" w16cid:durableId="463082654">
-    <w:abstractNumId w:val="123"/>
+    <w:abstractNumId w:val="124"/>
   </w:num>
   <w:num w:numId="49" w16cid:durableId="2122604271">
     <w:abstractNumId w:val="29"/>
@@ -25527,7 +24957,7 @@
     <w:abstractNumId w:val="19"/>
   </w:num>
   <w:num w:numId="51" w16cid:durableId="1409618731">
-    <w:abstractNumId w:val="72"/>
+    <w:abstractNumId w:val="73"/>
   </w:num>
   <w:num w:numId="52" w16cid:durableId="278613907">
     <w:abstractNumId w:val="20"/>
@@ -25542,28 +24972,28 @@
     <w:abstractNumId w:val="13"/>
   </w:num>
   <w:num w:numId="56" w16cid:durableId="1569341532">
-    <w:abstractNumId w:val="74"/>
+    <w:abstractNumId w:val="75"/>
   </w:num>
   <w:num w:numId="57" w16cid:durableId="695427077">
-    <w:abstractNumId w:val="65"/>
+    <w:abstractNumId w:val="66"/>
   </w:num>
   <w:num w:numId="58" w16cid:durableId="2038507603">
-    <w:abstractNumId w:val="138"/>
+    <w:abstractNumId w:val="139"/>
   </w:num>
   <w:num w:numId="59" w16cid:durableId="1936935751">
-    <w:abstractNumId w:val="76"/>
+    <w:abstractNumId w:val="77"/>
   </w:num>
   <w:num w:numId="60" w16cid:durableId="1230842766">
-    <w:abstractNumId w:val="124"/>
+    <w:abstractNumId w:val="125"/>
   </w:num>
   <w:num w:numId="61" w16cid:durableId="94134291">
     <w:abstractNumId w:val="7"/>
   </w:num>
   <w:num w:numId="62" w16cid:durableId="2098020672">
-    <w:abstractNumId w:val="135"/>
+    <w:abstractNumId w:val="136"/>
   </w:num>
   <w:num w:numId="63" w16cid:durableId="404381106">
-    <w:abstractNumId w:val="93"/>
+    <w:abstractNumId w:val="94"/>
   </w:num>
   <w:num w:numId="64" w16cid:durableId="1560745304">
     <w:abstractNumId w:val="8"/>
@@ -25575,16 +25005,16 @@
     <w:abstractNumId w:val="58"/>
   </w:num>
   <w:num w:numId="67" w16cid:durableId="1258517259">
-    <w:abstractNumId w:val="130"/>
+    <w:abstractNumId w:val="131"/>
   </w:num>
   <w:num w:numId="68" w16cid:durableId="1422752872">
-    <w:abstractNumId w:val="125"/>
+    <w:abstractNumId w:val="126"/>
   </w:num>
   <w:num w:numId="69" w16cid:durableId="1076974604">
     <w:abstractNumId w:val="10"/>
   </w:num>
   <w:num w:numId="70" w16cid:durableId="2096707044">
-    <w:abstractNumId w:val="67"/>
+    <w:abstractNumId w:val="68"/>
   </w:num>
   <w:num w:numId="71" w16cid:durableId="1126390242">
     <w:abstractNumId w:val="11"/>
@@ -25593,25 +25023,25 @@
     <w:abstractNumId w:val="35"/>
   </w:num>
   <w:num w:numId="73" w16cid:durableId="1878394289">
-    <w:abstractNumId w:val="109"/>
+    <w:abstractNumId w:val="110"/>
   </w:num>
   <w:num w:numId="74" w16cid:durableId="1024215152">
     <w:abstractNumId w:val="33"/>
   </w:num>
   <w:num w:numId="75" w16cid:durableId="169569616">
-    <w:abstractNumId w:val="100"/>
+    <w:abstractNumId w:val="101"/>
   </w:num>
   <w:num w:numId="76" w16cid:durableId="1619023808">
-    <w:abstractNumId w:val="128"/>
+    <w:abstractNumId w:val="129"/>
   </w:num>
   <w:num w:numId="77" w16cid:durableId="1169175125">
-    <w:abstractNumId w:val="64"/>
+    <w:abstractNumId w:val="65"/>
   </w:num>
   <w:num w:numId="78" w16cid:durableId="1960140984">
     <w:abstractNumId w:val="37"/>
   </w:num>
   <w:num w:numId="79" w16cid:durableId="1587180186">
-    <w:abstractNumId w:val="85"/>
+    <w:abstractNumId w:val="86"/>
   </w:num>
   <w:num w:numId="80" w16cid:durableId="1396393251">
     <w:abstractNumId w:val="2"/>
@@ -25620,10 +25050,10 @@
     <w:abstractNumId w:val="42"/>
   </w:num>
   <w:num w:numId="82" w16cid:durableId="926770559">
-    <w:abstractNumId w:val="112"/>
+    <w:abstractNumId w:val="113"/>
   </w:num>
   <w:num w:numId="83" w16cid:durableId="2120761405">
-    <w:abstractNumId w:val="131"/>
+    <w:abstractNumId w:val="132"/>
     <w:lvlOverride w:ilvl="0">
       <w:lvl w:ilvl="0">
         <w:numFmt w:val="decimal"/>
@@ -25633,10 +25063,10 @@
     </w:lvlOverride>
   </w:num>
   <w:num w:numId="84" w16cid:durableId="1695644785">
-    <w:abstractNumId w:val="127"/>
+    <w:abstractNumId w:val="128"/>
   </w:num>
   <w:num w:numId="85" w16cid:durableId="802583097">
-    <w:abstractNumId w:val="95"/>
+    <w:abstractNumId w:val="96"/>
     <w:lvlOverride w:ilvl="0">
       <w:lvl w:ilvl="0">
         <w:numFmt w:val="decimal"/>
@@ -25646,13 +25076,13 @@
     </w:lvlOverride>
   </w:num>
   <w:num w:numId="86" w16cid:durableId="221645385">
-    <w:abstractNumId w:val="108"/>
+    <w:abstractNumId w:val="109"/>
   </w:num>
   <w:num w:numId="87" w16cid:durableId="1896577867">
-    <w:abstractNumId w:val="73"/>
+    <w:abstractNumId w:val="74"/>
   </w:num>
   <w:num w:numId="88" w16cid:durableId="768550593">
-    <w:abstractNumId w:val="77"/>
+    <w:abstractNumId w:val="78"/>
     <w:lvlOverride w:ilvl="0">
       <w:lvl w:ilvl="0">
         <w:numFmt w:val="bullet"/>
@@ -25672,10 +25102,10 @@
     </w:lvlOverride>
   </w:num>
   <w:num w:numId="89" w16cid:durableId="1576086351">
-    <w:abstractNumId w:val="86"/>
+    <w:abstractNumId w:val="87"/>
   </w:num>
   <w:num w:numId="90" w16cid:durableId="853156663">
-    <w:abstractNumId w:val="70"/>
+    <w:abstractNumId w:val="71"/>
     <w:lvlOverride w:ilvl="0">
       <w:lvl w:ilvl="0">
         <w:numFmt w:val="bullet"/>
@@ -25695,7 +25125,7 @@
     </w:lvlOverride>
   </w:num>
   <w:num w:numId="91" w16cid:durableId="1257595964">
-    <w:abstractNumId w:val="134"/>
+    <w:abstractNumId w:val="135"/>
   </w:num>
   <w:num w:numId="92" w16cid:durableId="2065176017">
     <w:abstractNumId w:val="32"/>
@@ -25718,10 +25148,10 @@
     </w:lvlOverride>
   </w:num>
   <w:num w:numId="93" w16cid:durableId="1081218744">
-    <w:abstractNumId w:val="129"/>
+    <w:abstractNumId w:val="130"/>
   </w:num>
   <w:num w:numId="94" w16cid:durableId="1764491590">
-    <w:abstractNumId w:val="62"/>
+    <w:abstractNumId w:val="63"/>
     <w:lvlOverride w:ilvl="0">
       <w:lvl w:ilvl="0">
         <w:numFmt w:val="bullet"/>
@@ -25741,7 +25171,7 @@
     </w:lvlOverride>
   </w:num>
   <w:num w:numId="95" w16cid:durableId="1374769572">
-    <w:abstractNumId w:val="62"/>
+    <w:abstractNumId w:val="63"/>
     <w:lvlOverride w:ilvl="1">
       <w:lvl w:ilvl="1">
         <w:numFmt w:val="bullet"/>
@@ -25761,7 +25191,7 @@
     </w:lvlOverride>
   </w:num>
   <w:num w:numId="96" w16cid:durableId="1318142997">
-    <w:abstractNumId w:val="62"/>
+    <w:abstractNumId w:val="63"/>
     <w:lvlOverride w:ilvl="1">
       <w:lvl w:ilvl="1">
         <w:numFmt w:val="bullet"/>
@@ -25781,13 +25211,13 @@
     </w:lvlOverride>
   </w:num>
   <w:num w:numId="97" w16cid:durableId="1126389526">
-    <w:abstractNumId w:val="94"/>
+    <w:abstractNumId w:val="95"/>
   </w:num>
   <w:num w:numId="98" w16cid:durableId="835536932">
     <w:abstractNumId w:val="53"/>
   </w:num>
   <w:num w:numId="99" w16cid:durableId="865599554">
-    <w:abstractNumId w:val="78"/>
+    <w:abstractNumId w:val="79"/>
   </w:num>
   <w:num w:numId="100" w16cid:durableId="801851754">
     <w:abstractNumId w:val="39"/>
@@ -25799,13 +25229,13 @@
     <w:abstractNumId w:val="1"/>
   </w:num>
   <w:num w:numId="103" w16cid:durableId="1893150883">
-    <w:abstractNumId w:val="89"/>
+    <w:abstractNumId w:val="90"/>
   </w:num>
   <w:num w:numId="104" w16cid:durableId="780537694">
     <w:abstractNumId w:val="17"/>
   </w:num>
   <w:num w:numId="105" w16cid:durableId="1819345996">
-    <w:abstractNumId w:val="84"/>
+    <w:abstractNumId w:val="85"/>
   </w:num>
   <w:num w:numId="106" w16cid:durableId="1399136577">
     <w:abstractNumId w:val="28"/>
@@ -25833,10 +25263,10 @@
     </w:lvlOverride>
   </w:num>
   <w:num w:numId="112" w16cid:durableId="647247601">
-    <w:abstractNumId w:val="117"/>
+    <w:abstractNumId w:val="118"/>
   </w:num>
   <w:num w:numId="113" w16cid:durableId="868952352">
-    <w:abstractNumId w:val="119"/>
+    <w:abstractNumId w:val="120"/>
     <w:lvlOverride w:ilvl="0">
       <w:lvl w:ilvl="0">
         <w:numFmt w:val="decimal"/>
@@ -25862,7 +25292,7 @@
     <w:abstractNumId w:val="14"/>
   </w:num>
   <w:num w:numId="117" w16cid:durableId="504903728">
-    <w:abstractNumId w:val="111"/>
+    <w:abstractNumId w:val="112"/>
     <w:lvlOverride w:ilvl="0">
       <w:lvl w:ilvl="0">
         <w:numFmt w:val="decimal"/>
@@ -25878,25 +25308,25 @@
     <w:abstractNumId w:val="54"/>
   </w:num>
   <w:num w:numId="120" w16cid:durableId="646667074">
-    <w:abstractNumId w:val="121"/>
+    <w:abstractNumId w:val="122"/>
   </w:num>
   <w:num w:numId="121" w16cid:durableId="1581133742">
+    <w:abstractNumId w:val="81"/>
+  </w:num>
+  <w:num w:numId="122" w16cid:durableId="157692222">
+    <w:abstractNumId w:val="99"/>
+  </w:num>
+  <w:num w:numId="123" w16cid:durableId="799496429">
+    <w:abstractNumId w:val="97"/>
+  </w:num>
+  <w:num w:numId="124" w16cid:durableId="1255359498">
     <w:abstractNumId w:val="80"/>
   </w:num>
-  <w:num w:numId="122" w16cid:durableId="157692222">
-    <w:abstractNumId w:val="98"/>
-  </w:num>
-  <w:num w:numId="123" w16cid:durableId="799496429">
-    <w:abstractNumId w:val="96"/>
-  </w:num>
-  <w:num w:numId="124" w16cid:durableId="1255359498">
-    <w:abstractNumId w:val="79"/>
-  </w:num>
   <w:num w:numId="125" w16cid:durableId="705983948">
-    <w:abstractNumId w:val="137"/>
+    <w:abstractNumId w:val="138"/>
   </w:num>
   <w:num w:numId="126" w16cid:durableId="272438513">
-    <w:abstractNumId w:val="118"/>
+    <w:abstractNumId w:val="119"/>
     <w:lvlOverride w:ilvl="0">
       <w:lvl w:ilvl="0">
         <w:numFmt w:val="decimal"/>
@@ -25906,7 +25336,7 @@
     </w:lvlOverride>
   </w:num>
   <w:num w:numId="127" w16cid:durableId="1894734120">
-    <w:abstractNumId w:val="83"/>
+    <w:abstractNumId w:val="84"/>
   </w:num>
   <w:num w:numId="128" w16cid:durableId="1669550515">
     <w:abstractNumId w:val="48"/>
@@ -25919,19 +25349,19 @@
     </w:lvlOverride>
   </w:num>
   <w:num w:numId="129" w16cid:durableId="439225232">
-    <w:abstractNumId w:val="139"/>
+    <w:abstractNumId w:val="140"/>
   </w:num>
   <w:num w:numId="130" w16cid:durableId="931620290">
-    <w:abstractNumId w:val="75"/>
+    <w:abstractNumId w:val="76"/>
   </w:num>
   <w:num w:numId="131" w16cid:durableId="872042165">
     <w:abstractNumId w:val="27"/>
   </w:num>
   <w:num w:numId="132" w16cid:durableId="213272382">
-    <w:abstractNumId w:val="69"/>
+    <w:abstractNumId w:val="70"/>
   </w:num>
   <w:num w:numId="133" w16cid:durableId="793211234">
-    <w:abstractNumId w:val="107"/>
+    <w:abstractNumId w:val="108"/>
   </w:num>
   <w:num w:numId="134" w16cid:durableId="1128158491">
     <w:abstractNumId w:val="26"/>
@@ -26014,28 +25444,31 @@
     </w:lvlOverride>
   </w:num>
   <w:num w:numId="138" w16cid:durableId="2136556006">
-    <w:abstractNumId w:val="101"/>
+    <w:abstractNumId w:val="102"/>
   </w:num>
   <w:num w:numId="139" w16cid:durableId="246767129">
-    <w:abstractNumId w:val="61"/>
+    <w:abstractNumId w:val="62"/>
   </w:num>
   <w:num w:numId="140" w16cid:durableId="1070230127">
     <w:abstractNumId w:val="46"/>
   </w:num>
   <w:num w:numId="141" w16cid:durableId="426854034">
-    <w:abstractNumId w:val="113"/>
+    <w:abstractNumId w:val="114"/>
   </w:num>
   <w:num w:numId="142" w16cid:durableId="939145149">
-    <w:abstractNumId w:val="81"/>
+    <w:abstractNumId w:val="82"/>
   </w:num>
   <w:num w:numId="143" w16cid:durableId="903562003">
     <w:abstractNumId w:val="45"/>
   </w:num>
   <w:num w:numId="144" w16cid:durableId="1994915861">
-    <w:abstractNumId w:val="115"/>
+    <w:abstractNumId w:val="116"/>
   </w:num>
   <w:num w:numId="145" w16cid:durableId="1541438052">
     <w:abstractNumId w:val="25"/>
+  </w:num>
+  <w:num w:numId="146" w16cid:durableId="1742941765">
+    <w:abstractNumId w:val="61"/>
   </w:num>
 </w:numbering>
 </file>
